--- a/tests/corpus_v2/docs/labor_0012.docx
+++ b/tests/corpus_v2/docs/labor_0012.docx
@@ -21,19 +21,25 @@
         <w:rPr>
           <w:b/>
         </w:rPr>
-        <w:t xml:space="preserve">№ 114/2025-А</w:t>
-      </w:r>
-    </w:p>
-    <w:p/>
-    <w:p>
-      <w:r>
-        <w:t xml:space="preserve">г. Екатеринбург</w:t>
+        <w:t xml:space="preserve">№ </w:t>
+      </w:r>
+      <w:r>
+        <w:rPr>
+          <w:b/>
+        </w:rPr>
+        <w:t xml:space="preserve">57Ф-93487/14-408Д</w:t>
+      </w:r>
+    </w:p>
+    <w:p/>
+    <w:p>
+      <w:r>
+        <w:t xml:space="preserve">г. Казань</w:t>
       </w:r>
       <w:r>
         <w:t xml:space="preserve">     </w:t>
       </w:r>
       <w:r>
-        <w:t xml:space="preserve">«08» марта 2023 г.</w:t>
+        <w:t xml:space="preserve">06.04.2024</w:t>
       </w:r>
     </w:p>
     <w:p/>
@@ -90,10 +96,10 @@
         <w:t xml:space="preserve">, именуемая в дальнейшем «Работник»</w:t>
       </w:r>
       <w:r>
-        <w:t xml:space="preserve">, с другой стороны, совместно именуемые «Стороны», заключили настоящий </w:t>
-      </w:r>
-      <w:r>
-        <w:t xml:space="preserve">Договор № 38/2023-П</w:t>
+        <w:t xml:space="preserve">, с другой стороны, совместно именуемые «Стороны», заключили настоящий Договор № </w:t>
+      </w:r>
+      <w:r>
+        <w:t xml:space="preserve">26801/112-сс</w:t>
       </w:r>
       <w:r>
         <w:t xml:space="preserve"> (далее — Договор) о нижеследующем:</w:t>
@@ -140,7 +146,10 @@
         <w:t xml:space="preserve">Должностной оклад Работника: </w:t>
       </w:r>
       <w:r>
-        <w:t xml:space="preserve">25 000 000 RUB</w:t>
+        <w:t xml:space="preserve">91 900 000,88 (Девяносто один миллион девятьсот тысяч) руб.</w:t>
+      </w:r>
+      <w:r>
+        <w:t xml:space="preserve">, в том числе НДС</w:t>
       </w:r>
       <w:r>
         <w:t xml:space="preserve">. Заработная плата выплачивается не реже чем каждые полмесяца.</w:t>
@@ -154,7 +163,7 @@
         <w:t xml:space="preserve">Ежегодный оплачиваемый отпуск: </w:t>
       </w:r>
       <w:r>
-        <w:t xml:space="preserve">5 рабочих дней</w:t>
+        <w:t xml:space="preserve">не позднее 07.08.2026</w:t>
       </w:r>
       <w:r>
         <w:t xml:space="preserve">.</w:t>
@@ -174,7 +183,13 @@
         <w:t xml:space="preserve">2.1. Общая цена Договора: </w:t>
       </w:r>
       <w:r>
-        <w:t xml:space="preserve">2 500 000 руб.</w:t>
+        <w:t xml:space="preserve">481000 (четыреста восемьдесят одна тысяча) руб. 5 коп.</w:t>
+      </w:r>
+      <w:r>
+        <w:t xml:space="preserve">, в т.ч. НДС </w:t>
+      </w:r>
+      <w:r>
+        <w:t xml:space="preserve">18%</w:t>
       </w:r>
       <w:r>
         <w:t xml:space="preserve">.</w:t>
@@ -185,7 +200,7 @@
         <w:t xml:space="preserve">2.2. Налог: </w:t>
       </w:r>
       <w:r>
-        <w:t xml:space="preserve">1/130 ключевой ставки ЦБ РФ</w:t>
+        <w:t xml:space="preserve">0,5 (пять десятых процента) процента за каждый день просрочки</w:t>
       </w:r>
       <w:r>
         <w:t xml:space="preserve">.</w:t>
@@ -196,7 +211,7 @@
         <w:t xml:space="preserve">2.3. Срок оплаты — </w:t>
       </w:r>
       <w:r>
-        <w:t xml:space="preserve">не позднее 13.08.2025</w:t>
+        <w:t xml:space="preserve">в течение 5 календарных дней с момента выставления счета</w:t>
       </w:r>
       <w:r>
         <w:t xml:space="preserve">.</w:t>
@@ -216,7 +231,7 @@
         <w:t xml:space="preserve">, артикул </w:t>
       </w:r>
       <w:r>
-        <w:t xml:space="preserve">RM-2075-33</w:t>
+        <w:t xml:space="preserve">RM-4066-16</w:t>
       </w:r>
       <w:r>
         <w:t xml:space="preserve">, код </w:t>
@@ -276,7 +291,13 @@
         <w:t xml:space="preserve">. Цена — </w:t>
       </w:r>
       <w:r>
-        <w:t xml:space="preserve">10 000 рублей</w:t>
+        <w:t xml:space="preserve">Девять миллионов пятьсот двадцать тысяч два рубля</w:t>
+      </w:r>
+      <w:r>
+        <w:t xml:space="preserve">, </w:t>
+      </w:r>
+      <w:r>
+        <w:t xml:space="preserve">Без НДС</w:t>
       </w:r>
       <w:r>
         <w:t xml:space="preserve">.</w:t>
@@ -324,7 +345,7 @@
         <w:t xml:space="preserve">3.3. Срок исполнения обязательств — </w:t>
       </w:r>
       <w:r>
-        <w:t xml:space="preserve">не более 36 месяцев с момента заключения кредитного договора</w:t>
+        <w:t xml:space="preserve">в течение двадцати банковских дней с момента поступления денежных средств на расчетный счет</w:t>
       </w:r>
       <w:r>
         <w:t xml:space="preserve">.</w:t>
@@ -355,13 +376,19 @@
         <w:t xml:space="preserve">Размер неустойки за нарушение сроков оплаты: </w:t>
       </w:r>
       <w:r>
-        <w:t xml:space="preserve">НДС 20%</w:t>
+        <w:t xml:space="preserve">1/300 ключевой ставки ЦБ РФ от цены Договора</w:t>
+      </w:r>
+      <w:r>
+        <w:t xml:space="preserve">, но не более </w:t>
+      </w:r>
+      <w:r>
+        <w:t xml:space="preserve">7 (семь) процентов от цены Договора</w:t>
       </w:r>
       <w:r>
         <w:t xml:space="preserve">. Предельный размер ответственности: </w:t>
       </w:r>
       <w:r>
-        <w:t xml:space="preserve">5 (пять) процентов</w:t>
+        <w:t xml:space="preserve">1/150 ключевой ставки ЦБ РФ от общей суммы счета</w:t>
       </w:r>
       <w:r>
         <w:t xml:space="preserve">.</w:t>
@@ -383,7 +410,7 @@
         <w:t xml:space="preserve">Сторона, для которой создалась невозможность исполнения, обязана уведомить другую Сторону. Срок уведомления — </w:t>
       </w:r>
       <w:r>
-        <w:t xml:space="preserve">в течение 10 банковских дней с даты подписания Сторонами акта сдачи-приемки оказанных услуг</w:t>
+        <w:t xml:space="preserve">в течение 5 календарных дней с даты подписания Сторонами акта сдачи-приемки оказанных услуг</w:t>
       </w:r>
       <w:r>
         <w:t xml:space="preserve">.</w:t>
@@ -397,7 +424,7 @@
         <w:t xml:space="preserve">Все споры и разногласия решаются путём переговоров. Претензионный порядок обязателен, срок ответа на претензию — </w:t>
       </w:r>
       <w:r>
-        <w:t xml:space="preserve">в течение 10 рабочих дней с момента выставления счета</w:t>
+        <w:t xml:space="preserve">в течение четырнадцати дней с момента заключения контракта</w:t>
       </w:r>
       <w:r>
         <w:t xml:space="preserve">.</w:t>
@@ -454,6 +481,74 @@
       </w:r>
       <w:r>
         <w:t xml:space="preserve"> лично.</w:t>
+      </w:r>
+    </w:p>
+    <w:p/>
+    <w:p/>
+    <w:p>
+      <w:r>
+        <w:rPr>
+          <w:b/>
+        </w:rPr>
+        <w:t xml:space="preserve">9. КОНТРОЛЬНЫЕ ВЕЛИЧИНЫ</w:t>
+      </w:r>
+    </w:p>
+    <w:p>
+      <w:r>
+        <w:t xml:space="preserve">9.1. Контрольная запись: </w:t>
+      </w:r>
+      <w:r>
+        <w:rPr>
+          <w:b/>
+        </w:rPr>
+        <w:t xml:space="preserve">1</w:t>
+      </w:r>
+      <w:r>
+        <w:t xml:space="preserve">5% от стоимости неоплаченных работ</w:t>
+      </w:r>
+      <w:r>
+        <w:t xml:space="preserve">.</w:t>
+      </w:r>
+    </w:p>
+    <w:p>
+      <w:r>
+        <w:t xml:space="preserve">9.2. Контрольная запись: </w:t>
+      </w:r>
+      <w:r>
+        <w:rPr>
+          <w:b/>
+        </w:rPr>
+        <w:t xml:space="preserve">не позднее 09.03.20</w:t>
+      </w:r>
+      <w:r>
+        <w:t xml:space="preserve">25</w:t>
+      </w:r>
+      <w:r>
+        <w:t xml:space="preserve">.</w:t>
+      </w:r>
+    </w:p>
+    <w:p>
+      <w:r>
+        <w:t xml:space="preserve">9.3. Контрольная запись: </w:t>
+      </w:r>
+      <w:r>
+        <w:t xml:space="preserve">85/14</w:t>
+      </w:r>
+      <w:r>
+        <w:t xml:space="preserve">.</w:t>
+      </w:r>
+    </w:p>
+    <w:p>
+      <w:r>
+        <w:t xml:space="preserve">9.4. Контрольная запись: </w:t>
+      </w:r>
+      <w:r>
+        <w:t xml:space="preserve">не менее 596</w:t>
+        <w:br/>
+        <w:t xml:space="preserve">000 (Пятисот девяноста шести тысяч) рублей 00 копеек</w:t>
+      </w:r>
+      <w:r>
+        <w:t xml:space="preserve">.</w:t>
       </w:r>
     </w:p>
     <w:p/>
@@ -505,7 +600,15 @@
               <w:t xml:space="preserve">Юридический адрес: </w:t>
             </w:r>
             <w:r>
-              <w:t xml:space="preserve">Тверь Мира 76/2 кв 74</w:t>
+              <w:t xml:space="preserve">Красногорск Октябрьская 19/3 кв 4</w:t>
+            </w:r>
+          </w:p>
+          <w:p>
+            <w:r>
+              <w:t xml:space="preserve">Почтовый адрес: </w:t>
+            </w:r>
+            <w:r>
+              <w:t xml:space="preserve">Красногорск, Октябрьская 52</w:t>
             </w:r>
           </w:p>
           <w:p>
@@ -560,7 +663,7 @@
               <w:t xml:space="preserve">Тел.: </w:t>
             </w:r>
             <w:r>
-              <w:t xml:space="preserve">+7 (495) 436-59-47</w:t>
+              <w:t xml:space="preserve">+7 (495) 940-79-28</w:t>
             </w:r>
           </w:p>
           <w:p>
@@ -568,7 +671,7 @@
               <w:t xml:space="preserve">E-mail: </w:t>
             </w:r>
             <w:r>
-              <w:t xml:space="preserve">zayceva@yandex.ru</w:t>
+              <w:t xml:space="preserve">zayceva@gmail.com</w:t>
             </w:r>
           </w:p>
           <w:p/>
@@ -625,7 +728,7 @@
               <w:t xml:space="preserve">Адрес регистрации: </w:t>
             </w:r>
             <w:r>
-              <w:t xml:space="preserve">Москва Ленинградская 8/3 кв 52</w:t>
+              <w:t xml:space="preserve">Пермь, Садовая 82</w:t>
             </w:r>
           </w:p>
           <w:p>
@@ -664,7 +767,7 @@
               <w:t xml:space="preserve">Тел.: </w:t>
             </w:r>
             <w:r>
-              <w:t xml:space="preserve">+7 (495) 940-79-28</w:t>
+              <w:t xml:space="preserve">+7 (383) 723-98-38</w:t>
             </w:r>
           </w:p>
           <w:p>
@@ -731,13 +834,13 @@
       <w:t xml:space="preserve">Исполнитель документа: </w:t>
     </w:r>
     <w:r>
-      <w:t xml:space="preserve">Тарасов Н. А.</w:t>
+      <w:t xml:space="preserve">Пирогова Е. П.</w:t>
     </w:r>
     <w:r>
       <w:t xml:space="preserve">, тел. </w:t>
     </w:r>
     <w:r>
-      <w:t xml:space="preserve">8(846)8968487</w:t>
+      <w:t xml:space="preserve">8(499)8226982</w:t>
     </w:r>
   </w:p>
 </w:ftr>

--- a/tests/corpus_v2/docs/labor_0012.docx
+++ b/tests/corpus_v2/docs/labor_0012.docx
@@ -532,7 +532,13 @@
         <w:t xml:space="preserve">9.3. Контрольная запись: </w:t>
       </w:r>
       <w:r>
-        <w:t xml:space="preserve">85/14</w:t>
+        <w:rPr>
+          <w:b/>
+        </w:rPr>
+        <w:t xml:space="preserve">8</w:t>
+      </w:r>
+      <w:r>
+        <w:t xml:space="preserve">5/14</w:t>
       </w:r>
       <w:r>
         <w:t xml:space="preserve">.</w:t>

--- a/tests/corpus_v2/docs/labor_0012.docx
+++ b/tests/corpus_v2/docs/labor_0012.docx
@@ -27,19 +27,19 @@
         <w:rPr>
           <w:b/>
         </w:rPr>
-        <w:t xml:space="preserve">57Ф-93487/14-408Д</w:t>
-      </w:r>
-    </w:p>
-    <w:p/>
-    <w:p>
-      <w:r>
-        <w:t xml:space="preserve">г. Казань</w:t>
+        <w:t xml:space="preserve">57/2025-А</w:t>
+      </w:r>
+    </w:p>
+    <w:p/>
+    <w:p>
+      <w:r>
+        <w:t xml:space="preserve">г. Екатеринбург</w:t>
       </w:r>
       <w:r>
         <w:t xml:space="preserve">     </w:t>
       </w:r>
       <w:r>
-        <w:t xml:space="preserve">06.04.2024</w:t>
+        <w:t xml:space="preserve">08.03.2023</w:t>
       </w:r>
     </w:p>
     <w:p/>
@@ -99,7 +99,7 @@
         <w:t xml:space="preserve">, с другой стороны, совместно именуемые «Стороны», заключили настоящий Договор № </w:t>
       </w:r>
       <w:r>
-        <w:t xml:space="preserve">26801/112-сс</w:t>
+        <w:t xml:space="preserve">38Ф-16802/13-910Д</w:t>
       </w:r>
       <w:r>
         <w:t xml:space="preserve"> (далее — Договор) о нижеследующем:</w:t>
@@ -146,7 +146,7 @@
         <w:t xml:space="preserve">Должностной оклад Работника: </w:t>
       </w:r>
       <w:r>
-        <w:t xml:space="preserve">91 900 000,88 (Девяносто один миллион девятьсот тысяч) руб.</w:t>
+        <w:t xml:space="preserve">60 300 000,27 (Шестьдесят миллионов триста тысяч) руб.</w:t>
       </w:r>
       <w:r>
         <w:t xml:space="preserve">, в том числе НДС</w:t>
@@ -163,7 +163,7 @@
         <w:t xml:space="preserve">Ежегодный оплачиваемый отпуск: </w:t>
       </w:r>
       <w:r>
-        <w:t xml:space="preserve">не позднее 07.08.2026</w:t>
+        <w:t xml:space="preserve">не позднее 16.09.2026</w:t>
       </w:r>
       <w:r>
         <w:t xml:space="preserve">.</w:t>
@@ -535,10 +535,10 @@
         <w:rPr>
           <w:b/>
         </w:rPr>
-        <w:t xml:space="preserve">8</w:t>
-      </w:r>
-      <w:r>
-        <w:t xml:space="preserve">5/14</w:t>
+        <w:t xml:space="preserve">87</w:t>
+      </w:r>
+      <w:r>
+        <w:t xml:space="preserve">277/518-сс</w:t>
       </w:r>
       <w:r>
         <w:t xml:space="preserve">.</w:t>
@@ -549,9 +549,9 @@
         <w:t xml:space="preserve">9.4. Контрольная запись: </w:t>
       </w:r>
       <w:r>
-        <w:t xml:space="preserve">не менее 596</w:t>
+        <w:t xml:space="preserve">не менее 5930</w:t>
         <w:br/>
-        <w:t xml:space="preserve">000 (Пятисот девяноста шести тысяч) рублей 00 копеек</w:t>
+        <w:t xml:space="preserve">0000 (Пятидесяти девяти миллионов трёхсот тысяч) рублей 00 копеек</w:t>
       </w:r>
       <w:r>
         <w:t xml:space="preserve">.</w:t>
@@ -606,15 +606,7 @@
               <w:t xml:space="preserve">Юридический адрес: </w:t>
             </w:r>
             <w:r>
-              <w:t xml:space="preserve">Красногорск Октябрьская 19/3 кв 4</w:t>
-            </w:r>
-          </w:p>
-          <w:p>
-            <w:r>
-              <w:t xml:space="preserve">Почтовый адрес: </w:t>
-            </w:r>
-            <w:r>
-              <w:t xml:space="preserve">Красногорск, Октябрьская 52</w:t>
+              <w:t xml:space="preserve">Новосибирск, Промышленная 38</w:t>
             </w:r>
           </w:p>
           <w:p>
@@ -669,7 +661,7 @@
               <w:t xml:space="preserve">Тел.: </w:t>
             </w:r>
             <w:r>
-              <w:t xml:space="preserve">+7 (495) 940-79-28</w:t>
+              <w:t xml:space="preserve">+7 (812) 129-29-10</w:t>
             </w:r>
           </w:p>
           <w:p>
@@ -677,7 +669,7 @@
               <w:t xml:space="preserve">E-mail: </w:t>
             </w:r>
             <w:r>
-              <w:t xml:space="preserve">zayceva@gmail.com</w:t>
+              <w:t xml:space="preserve">zayceva@romashka.ru</w:t>
             </w:r>
           </w:p>
           <w:p/>
@@ -734,7 +726,7 @@
               <w:t xml:space="preserve">Адрес регистрации: </w:t>
             </w:r>
             <w:r>
-              <w:t xml:space="preserve">Пермь, Садовая 82</w:t>
+              <w:t xml:space="preserve">Одинцово Промышленная 70/2 кв 28</w:t>
             </w:r>
           </w:p>
           <w:p>
@@ -773,7 +765,7 @@
               <w:t xml:space="preserve">Тел.: </w:t>
             </w:r>
             <w:r>
-              <w:t xml:space="preserve">+7 (383) 723-98-38</w:t>
+              <w:t xml:space="preserve">+7 (846) 343-95-51</w:t>
             </w:r>
           </w:p>
           <w:p>
@@ -781,7 +773,7 @@
               <w:t xml:space="preserve">E-mail: </w:t>
             </w:r>
             <w:r>
-              <w:t xml:space="preserve">ivanova@gmail.com</w:t>
+              <w:t xml:space="preserve">ivanova@inbox.ru</w:t>
             </w:r>
           </w:p>
           <w:p/>
@@ -840,13 +832,13 @@
       <w:t xml:space="preserve">Исполнитель документа: </w:t>
     </w:r>
     <w:r>
-      <w:t xml:space="preserve">Пирогова Е. П.</w:t>
+      <w:t xml:space="preserve">Попов М. А.</w:t>
     </w:r>
     <w:r>
       <w:t xml:space="preserve">, тел. </w:t>
     </w:r>
     <w:r>
-      <w:t xml:space="preserve">8(499)8226982</w:t>
+      <w:t xml:space="preserve">8(383)2242969</w:t>
     </w:r>
   </w:p>
 </w:ftr>

--- a/tests/corpus_v2/docs/labor_0012.docx
+++ b/tests/corpus_v2/docs/labor_0012.docx
@@ -72,7 +72,7 @@
         <w:t xml:space="preserve">паспорт </w:t>
       </w:r>
       <w:r>
-        <w:t xml:space="preserve">07 19 053498</w:t>
+        <w:t xml:space="preserve">71 21 589108</w:t>
       </w:r>
       <w:r>
         <w:t xml:space="preserve">, выдан </w:t>
@@ -288,10 +288,16 @@
         <w:t xml:space="preserve">МКАС при ТПП РФ</w:t>
       </w:r>
       <w:r>
+        <w:t xml:space="preserve">. Товар отгружается с сопроводительным документом паспорт качества № </w:t>
+      </w:r>
+      <w:r>
+        <w:t xml:space="preserve">34 03 661939</w:t>
+      </w:r>
+      <w:r>
         <w:t xml:space="preserve">. Цена — </w:t>
       </w:r>
       <w:r>
-        <w:t xml:space="preserve">Девять миллионов пятьсот двадцать тысяч два рубля</w:t>
+        <w:t xml:space="preserve">Восемьсот девяносто тысяч два рубля</w:t>
       </w:r>
       <w:r>
         <w:t xml:space="preserve">, </w:t>
@@ -317,7 +323,7 @@
         <w:t xml:space="preserve">3.1. Место исполнения обязательств: </w:t>
       </w:r>
       <w:r>
-        <w:t xml:space="preserve">Пермь, Баумана 11</w:t>
+        <w:t xml:space="preserve">Воронеж, Тверская 44</w:t>
       </w:r>
       <w:r>
         <w:t xml:space="preserve">.</w:t>
@@ -334,7 +340,7 @@
         <w:t xml:space="preserve"> по телефону </w:t>
       </w:r>
       <w:r>
-        <w:t xml:space="preserve">+7 (846) 855-81-63</w:t>
+        <w:t xml:space="preserve">+7 (499) 189-44-64</w:t>
       </w:r>
       <w:r>
         <w:t xml:space="preserve">.</w:t>
@@ -345,7 +351,7 @@
         <w:t xml:space="preserve">3.3. Срок исполнения обязательств — </w:t>
       </w:r>
       <w:r>
-        <w:t xml:space="preserve">в течение двадцати банковских дней с момента поступления денежных средств на расчетный счет</w:t>
+        <w:t xml:space="preserve">в течение четырнадцати банковских дней с момента поступления денежных средств на расчетный счет</w:t>
       </w:r>
       <w:r>
         <w:t xml:space="preserve">.</w:t>
@@ -424,7 +430,7 @@
         <w:t xml:space="preserve">Все споры и разногласия решаются путём переговоров. Претензионный порядок обязателен, срок ответа на претензию — </w:t>
       </w:r>
       <w:r>
-        <w:t xml:space="preserve">в течение четырнадцати дней с момента заключения контракта</w:t>
+        <w:t xml:space="preserve">в течение шестидесяти дней с момента заключения контракта</w:t>
       </w:r>
       <w:r>
         <w:t xml:space="preserve">.</w:t>
@@ -504,7 +510,7 @@
         <w:t xml:space="preserve">1</w:t>
       </w:r>
       <w:r>
-        <w:t xml:space="preserve">5% от стоимости неоплаченных работ</w:t>
+        <w:t xml:space="preserve">8% от стоимости неоплаченных работ</w:t>
       </w:r>
       <w:r>
         <w:t xml:space="preserve">.</w:t>
@@ -518,7 +524,7 @@
         <w:rPr>
           <w:b/>
         </w:rPr>
-        <w:t xml:space="preserve">не позднее 09.03.20</w:t>
+        <w:t xml:space="preserve">не позднее 18.03.20</w:t>
       </w:r>
       <w:r>
         <w:t xml:space="preserve">25</w:t>
@@ -535,10 +541,10 @@
         <w:rPr>
           <w:b/>
         </w:rPr>
-        <w:t xml:space="preserve">87</w:t>
-      </w:r>
-      <w:r>
-        <w:t xml:space="preserve">277/518-сс</w:t>
+        <w:t xml:space="preserve">53</w:t>
+      </w:r>
+      <w:r>
+        <w:t xml:space="preserve">094/978-сс</w:t>
       </w:r>
       <w:r>
         <w:t xml:space="preserve">.</w:t>
@@ -549,9 +555,9 @@
         <w:t xml:space="preserve">9.4. Контрольная запись: </w:t>
       </w:r>
       <w:r>
-        <w:t xml:space="preserve">не менее 5930</w:t>
+        <w:t xml:space="preserve">не менее 408</w:t>
         <w:br/>
-        <w:t xml:space="preserve">0000 (Пятидесяти девяти миллионов трёхсот тысяч) рублей 00 копеек</w:t>
+        <w:t xml:space="preserve">0000 (Четырёх миллионов восьмидесяти тысяч) рублей 50 копеек</w:t>
       </w:r>
       <w:r>
         <w:t xml:space="preserve">.</w:t>
@@ -606,7 +612,15 @@
               <w:t xml:space="preserve">Юридический адрес: </w:t>
             </w:r>
             <w:r>
-              <w:t xml:space="preserve">Новосибирск, Промышленная 38</w:t>
+              <w:t xml:space="preserve">Новосибирск, Ленина 1</w:t>
+            </w:r>
+          </w:p>
+          <w:p>
+            <w:r>
+              <w:t xml:space="preserve">Почтовый адрес: </w:t>
+            </w:r>
+            <w:r>
+              <w:t xml:space="preserve">Одинцово Промышленная 70/2 кв 28</w:t>
             </w:r>
           </w:p>
           <w:p>
@@ -661,7 +675,7 @@
               <w:t xml:space="preserve">Тел.: </w:t>
             </w:r>
             <w:r>
-              <w:t xml:space="preserve">+7 (812) 129-29-10</w:t>
+              <w:t xml:space="preserve">+7 (846) 343-95-51</w:t>
             </w:r>
           </w:p>
           <w:p>
@@ -669,7 +683,7 @@
               <w:t xml:space="preserve">E-mail: </w:t>
             </w:r>
             <w:r>
-              <w:t xml:space="preserve">zayceva@romashka.ru</w:t>
+              <w:t xml:space="preserve">zayceva@inbox.ru</w:t>
             </w:r>
           </w:p>
           <w:p/>
@@ -726,7 +740,7 @@
               <w:t xml:space="preserve">Адрес регистрации: </w:t>
             </w:r>
             <w:r>
-              <w:t xml:space="preserve">Одинцово Промышленная 70/2 кв 28</w:t>
+              <w:t xml:space="preserve">Казань, Космонавтов 69</w:t>
             </w:r>
           </w:p>
           <w:p>
@@ -734,7 +748,7 @@
               <w:t xml:space="preserve">Паспорт </w:t>
             </w:r>
             <w:r>
-              <w:t xml:space="preserve">07 19 053498</w:t>
+              <w:t xml:space="preserve">71 21 589108</w:t>
             </w:r>
             <w:r>
               <w:t xml:space="preserve">, выдан ОВД «Тропарёво» г. Москвы 14.12.2011</w:t>
@@ -751,13 +765,13 @@
               <w:t xml:space="preserve">СНИЛС </w:t>
             </w:r>
             <w:r>
-              <w:t xml:space="preserve">854-022-934 94</w:t>
+              <w:t xml:space="preserve">022-934-090 32</w:t>
             </w:r>
             <w:r>
               <w:t xml:space="preserve"> ИНН </w:t>
             </w:r>
             <w:r>
-              <w:t xml:space="preserve">880620101315</w:t>
+              <w:t xml:space="preserve">620101385469</w:t>
             </w:r>
           </w:p>
           <w:p>
@@ -765,7 +779,7 @@
               <w:t xml:space="preserve">Тел.: </w:t>
             </w:r>
             <w:r>
-              <w:t xml:space="preserve">+7 (846) 343-95-51</w:t>
+              <w:t xml:space="preserve">+7 (495) 257-69-82</w:t>
             </w:r>
           </w:p>
           <w:p>
@@ -773,7 +787,7 @@
               <w:t xml:space="preserve">E-mail: </w:t>
             </w:r>
             <w:r>
-              <w:t xml:space="preserve">ivanova@inbox.ru</w:t>
+              <w:t xml:space="preserve">ivanova@bk.ru</w:t>
             </w:r>
           </w:p>
           <w:p/>
@@ -832,13 +846,13 @@
       <w:t xml:space="preserve">Исполнитель документа: </w:t>
     </w:r>
     <w:r>
-      <w:t xml:space="preserve">Попов М. А.</w:t>
+      <w:t xml:space="preserve">Морозова Н. П.</w:t>
     </w:r>
     <w:r>
       <w:t xml:space="preserve">, тел. </w:t>
     </w:r>
     <w:r>
-      <w:t xml:space="preserve">8(383)2242969</w:t>
+      <w:t xml:space="preserve">8(812)8601493</w:t>
     </w:r>
   </w:p>
 </w:ftr>

--- a/tests/corpus_v2/docs/labor_0012.docx
+++ b/tests/corpus_v2/docs/labor_0012.docx
@@ -78,19 +78,19 @@
         <w:t xml:space="preserve">, выдан </w:t>
       </w:r>
       <w:r>
-        <w:t xml:space="preserve">ОВД «Тропарёво» г. Москвы</w:t>
+        <w:t xml:space="preserve">ТП № 2 ОУФМС России по Московской обл.</w:t>
       </w:r>
       <w:r>
         <w:t xml:space="preserve"> </w:t>
       </w:r>
       <w:r>
-        <w:t xml:space="preserve">14.12.2011</w:t>
-      </w:r>
-      <w:r>
-        <w:t xml:space="preserve">, код подразделения </w:t>
-      </w:r>
-      <w:r>
-        <w:t xml:space="preserve">105-772</w:t>
+        <w:t xml:space="preserve">24.05.2013</w:t>
+      </w:r>
+      <w:r>
+        <w:t xml:space="preserve">, код подразделения, выдавшего паспорт: </w:t>
+      </w:r>
+      <w:r>
+        <w:t xml:space="preserve">772-034</w:t>
       </w:r>
       <w:r>
         <w:t xml:space="preserve">, именуемая в дальнейшем «Работник»</w:t>
@@ -294,10 +294,46 @@
         <w:t xml:space="preserve">34 03 661939</w:t>
       </w:r>
       <w:r>
+        <w:t xml:space="preserve">. К партии приложен паспорт изделия № </w:t>
+      </w:r>
+      <w:r>
+        <w:t xml:space="preserve">10 15 084895</w:t>
+      </w:r>
+      <w:r>
+        <w:t xml:space="preserve">. Оборудование поставляется с паспортом транспортного средства № </w:t>
+      </w:r>
+      <w:r>
+        <w:t xml:space="preserve">92 24 582437</w:t>
+      </w:r>
+      <w:r>
+        <w:t xml:space="preserve">. Приёмка производится согласно техническому паспорту </w:t>
+      </w:r>
+      <w:r>
+        <w:t xml:space="preserve">54 11 998443</w:t>
+      </w:r>
+      <w:r>
+        <w:t xml:space="preserve">. СНИЛС не указан, номер заказа </w:t>
+      </w:r>
+      <w:r>
+        <w:t xml:space="preserve">233-978-090 34</w:t>
+      </w:r>
+      <w:r>
+        <w:t xml:space="preserve">. Дата рождения не проставлена, документ выдан </w:t>
+      </w:r>
+      <w:r>
+        <w:t xml:space="preserve">14.05.2017</w:t>
+      </w:r>
+      <w:r>
+        <w:t xml:space="preserve">. Код подразделения, см. артикул </w:t>
+      </w:r>
+      <w:r>
+        <w:t xml:space="preserve">113-895</w:t>
+      </w:r>
+      <w:r>
         <w:t xml:space="preserve">. Цена — </w:t>
       </w:r>
       <w:r>
-        <w:t xml:space="preserve">Восемьсот девяносто тысяч два рубля</w:t>
+        <w:t xml:space="preserve">Шестьдесят один миллион триста тысяч два рубля</w:t>
       </w:r>
       <w:r>
         <w:t xml:space="preserve">, </w:t>
@@ -323,7 +359,7 @@
         <w:t xml:space="preserve">3.1. Место исполнения обязательств: </w:t>
       </w:r>
       <w:r>
-        <w:t xml:space="preserve">Воронеж, Тверская 44</w:t>
+        <w:t xml:space="preserve">Самара, Ленина 50</w:t>
       </w:r>
       <w:r>
         <w:t xml:space="preserve">.</w:t>
@@ -340,7 +376,7 @@
         <w:t xml:space="preserve"> по телефону </w:t>
       </w:r>
       <w:r>
-        <w:t xml:space="preserve">+7 (499) 189-44-64</w:t>
+        <w:t xml:space="preserve">+7 (812) 854-28-53</w:t>
       </w:r>
       <w:r>
         <w:t xml:space="preserve">.</w:t>
@@ -351,7 +387,7 @@
         <w:t xml:space="preserve">3.3. Срок исполнения обязательств — </w:t>
       </w:r>
       <w:r>
-        <w:t xml:space="preserve">в течение четырнадцати банковских дней с момента поступления денежных средств на расчетный счет</w:t>
+        <w:t xml:space="preserve">в течение трех банковских дней с момента поступления денежных средств на расчетный счет</w:t>
       </w:r>
       <w:r>
         <w:t xml:space="preserve">.</w:t>
@@ -416,7 +452,7 @@
         <w:t xml:space="preserve">Сторона, для которой создалась невозможность исполнения, обязана уведомить другую Сторону. Срок уведомления — </w:t>
       </w:r>
       <w:r>
-        <w:t xml:space="preserve">в течение 5 календарных дней с даты подписания Сторонами акта сдачи-приемки оказанных услуг</w:t>
+        <w:t xml:space="preserve">в течение 3 календарных дней с даты подписания Сторонами акта сдачи-приемки оказанных услуг</w:t>
       </w:r>
       <w:r>
         <w:t xml:space="preserve">.</w:t>
@@ -430,7 +466,7 @@
         <w:t xml:space="preserve">Все споры и разногласия решаются путём переговоров. Претензионный порядок обязателен, срок ответа на претензию — </w:t>
       </w:r>
       <w:r>
-        <w:t xml:space="preserve">в течение шестидесяти дней с момента заключения контракта</w:t>
+        <w:t xml:space="preserve">в течение трех дней с момента заключения контракта</w:t>
       </w:r>
       <w:r>
         <w:t xml:space="preserve">.</w:t>
@@ -507,10 +543,10 @@
         <w:rPr>
           <w:b/>
         </w:rPr>
-        <w:t xml:space="preserve">1</w:t>
-      </w:r>
-      <w:r>
-        <w:t xml:space="preserve">8% от стоимости неоплаченных работ</w:t>
+        <w:t xml:space="preserve">2</w:t>
+      </w:r>
+      <w:r>
+        <w:t xml:space="preserve">1% от стоимости неоплаченных работ</w:t>
       </w:r>
       <w:r>
         <w:t xml:space="preserve">.</w:t>
@@ -524,7 +560,7 @@
         <w:rPr>
           <w:b/>
         </w:rPr>
-        <w:t xml:space="preserve">не позднее 18.03.20</w:t>
+        <w:t xml:space="preserve">не позднее 10.07.20</w:t>
       </w:r>
       <w:r>
         <w:t xml:space="preserve">25</w:t>
@@ -541,10 +577,10 @@
         <w:rPr>
           <w:b/>
         </w:rPr>
-        <w:t xml:space="preserve">53</w:t>
-      </w:r>
-      <w:r>
-        <w:t xml:space="preserve">094/978-сс</w:t>
+        <w:t xml:space="preserve">81</w:t>
+      </w:r>
+      <w:r>
+        <w:t xml:space="preserve">277/147-сс</w:t>
       </w:r>
       <w:r>
         <w:t xml:space="preserve">.</w:t>
@@ -555,9 +591,9 @@
         <w:t xml:space="preserve">9.4. Контрольная запись: </w:t>
       </w:r>
       <w:r>
-        <w:t xml:space="preserve">не менее 408</w:t>
+        <w:t xml:space="preserve">не менее 2260</w:t>
         <w:br/>
-        <w:t xml:space="preserve">0000 (Четырёх миллионов восьмидесяти тысяч) рублей 50 копеек</w:t>
+        <w:t xml:space="preserve">0000 (Двадцати двух миллионов шестисот тысяч) рублей 00 копеек</w:t>
       </w:r>
       <w:r>
         <w:t xml:space="preserve">.</w:t>
@@ -612,7 +648,7 @@
               <w:t xml:space="preserve">Юридический адрес: </w:t>
             </w:r>
             <w:r>
-              <w:t xml:space="preserve">Новосибирск, Ленина 1</w:t>
+              <w:t xml:space="preserve">Сергиев Посад Промышленная 82/2 кв 25</w:t>
             </w:r>
           </w:p>
           <w:p>
@@ -620,7 +656,7 @@
               <w:t xml:space="preserve">Почтовый адрес: </w:t>
             </w:r>
             <w:r>
-              <w:t xml:space="preserve">Одинцово Промышленная 70/2 кв 28</w:t>
+              <w:t xml:space="preserve">Тверь, Космонавтов 67</w:t>
             </w:r>
           </w:p>
           <w:p>
@@ -675,7 +711,7 @@
               <w:t xml:space="preserve">Тел.: </w:t>
             </w:r>
             <w:r>
-              <w:t xml:space="preserve">+7 (846) 343-95-51</w:t>
+              <w:t xml:space="preserve">+7 (383) 402-89-46</w:t>
             </w:r>
           </w:p>
           <w:p>
@@ -732,7 +768,7 @@
               <w:t xml:space="preserve">Дата рождения: </w:t>
             </w:r>
             <w:r>
-              <w:t xml:space="preserve">11.04.1998</w:t>
+              <w:t xml:space="preserve">26.04.1998</w:t>
             </w:r>
           </w:p>
           <w:p>
@@ -740,7 +776,7 @@
               <w:t xml:space="preserve">Адрес регистрации: </w:t>
             </w:r>
             <w:r>
-              <w:t xml:space="preserve">Казань, Космонавтов 69</w:t>
+              <w:t xml:space="preserve">Воронеж Советская 84/2 кв 85</w:t>
             </w:r>
           </w:p>
           <w:p>
@@ -751,13 +787,13 @@
               <w:t xml:space="preserve">71 21 589108</w:t>
             </w:r>
             <w:r>
-              <w:t xml:space="preserve">, выдан ОВД «Тропарёво» г. Москвы 14.12.2011</w:t>
-            </w:r>
-            <w:r>
-              <w:t xml:space="preserve">, код подразделения </w:t>
-            </w:r>
-            <w:r>
-              <w:t xml:space="preserve">105-772</w:t>
+              <w:t xml:space="preserve">, выдан ТП № 2 ОУФМС России по Московской обл. 24.05.2013</w:t>
+            </w:r>
+            <w:r>
+              <w:t xml:space="preserve">, код подразделения, выдавшего паспорт: </w:t>
+            </w:r>
+            <w:r>
+              <w:t xml:space="preserve">772-034</w:t>
             </w:r>
           </w:p>
           <w:p>
@@ -765,13 +801,13 @@
               <w:t xml:space="preserve">СНИЛС </w:t>
             </w:r>
             <w:r>
-              <w:t xml:space="preserve">022-934-090 32</w:t>
+              <w:t xml:space="preserve">229-340-901 62</w:t>
             </w:r>
             <w:r>
               <w:t xml:space="preserve"> ИНН </w:t>
             </w:r>
             <w:r>
-              <w:t xml:space="preserve">620101385469</w:t>
+              <w:t xml:space="preserve">201013854092</w:t>
             </w:r>
           </w:p>
           <w:p>
@@ -779,7 +815,7 @@
               <w:t xml:space="preserve">Тел.: </w:t>
             </w:r>
             <w:r>
-              <w:t xml:space="preserve">+7 (495) 257-69-82</w:t>
+              <w:t xml:space="preserve">+7 (499) 956-69-75</w:t>
             </w:r>
           </w:p>
           <w:p>
@@ -787,7 +823,7 @@
               <w:t xml:space="preserve">E-mail: </w:t>
             </w:r>
             <w:r>
-              <w:t xml:space="preserve">ivanova@bk.ru</w:t>
+              <w:t xml:space="preserve">ivanova@gmail.com</w:t>
             </w:r>
           </w:p>
           <w:p/>
@@ -846,13 +882,13 @@
       <w:t xml:space="preserve">Исполнитель документа: </w:t>
     </w:r>
     <w:r>
-      <w:t xml:space="preserve">Морозова Н. П.</w:t>
+      <w:t xml:space="preserve">Волков А. Е.</w:t>
     </w:r>
     <w:r>
       <w:t xml:space="preserve">, тел. </w:t>
     </w:r>
     <w:r>
-      <w:t xml:space="preserve">8(812)8601493</w:t>
+      <w:t xml:space="preserve">8(383)8081894</w:t>
     </w:r>
   </w:p>
 </w:ftr>

--- a/tests/corpus_v2/docs/labor_0012.docx
+++ b/tests/corpus_v2/docs/labor_0012.docx
@@ -345,270 +345,120 @@
         <w:t xml:space="preserve">.</w:t>
       </w:r>
     </w:p>
-    <w:p/>
-    <w:p>
-      <w:r>
-        <w:rPr>
-          <w:b/>
-        </w:rPr>
-        <w:t xml:space="preserve">3. МЕСТО И СРОКИ ИСПОЛНЕНИЯ</w:t>
-      </w:r>
-    </w:p>
-    <w:p>
-      <w:r>
-        <w:t xml:space="preserve">3.1. Место исполнения обязательств: </w:t>
-      </w:r>
-      <w:r>
-        <w:t xml:space="preserve">Самара, Ленина 50</w:t>
-      </w:r>
-      <w:r>
-        <w:t xml:space="preserve">.</w:t>
-      </w:r>
-    </w:p>
-    <w:p>
-      <w:r>
-        <w:t xml:space="preserve">3.2. Уведомления направляются </w:t>
-      </w:r>
-      <w:r>
-        <w:t xml:space="preserve">Ивановой Ирине Юрьевне</w:t>
-      </w:r>
-      <w:r>
-        <w:t xml:space="preserve"> по телефону </w:t>
-      </w:r>
-      <w:r>
-        <w:t xml:space="preserve">+7 (812) 854-28-53</w:t>
-      </w:r>
-      <w:r>
-        <w:t xml:space="preserve">.</w:t>
-      </w:r>
-    </w:p>
-    <w:p>
-      <w:r>
-        <w:t xml:space="preserve">3.3. Срок исполнения обязательств — </w:t>
-      </w:r>
-      <w:r>
-        <w:t xml:space="preserve">в течение трех банковских дней с момента поступления денежных средств на расчетный счет</w:t>
-      </w:r>
-      <w:r>
-        <w:t xml:space="preserve">.</w:t>
-      </w:r>
-    </w:p>
-    <w:p/>
-    <w:p>
-      <w:r>
-        <w:rPr>
-          <w:b/>
-        </w:rPr>
-        <w:t xml:space="preserve">4. ПРОЧИЕ УСЛОВИЯ</w:t>
-      </w:r>
-    </w:p>
-    <w:p>
-      <w:r>
-        <w:t xml:space="preserve">4.1. </w:t>
-      </w:r>
-      <w:r>
-        <w:t xml:space="preserve">Стороны несут ответственность за неисполнение или ненадлежащее исполнение обязательств в соответствии с законодательством Российской Федерации.</w:t>
-      </w:r>
-    </w:p>
-    <w:p>
-      <w:r>
-        <w:t xml:space="preserve">4.2. </w:t>
-      </w:r>
-      <w:r>
-        <w:t xml:space="preserve">Размер неустойки за нарушение сроков оплаты: </w:t>
-      </w:r>
-      <w:r>
-        <w:t xml:space="preserve">1/300 ключевой ставки ЦБ РФ от цены Договора</w:t>
-      </w:r>
-      <w:r>
-        <w:t xml:space="preserve">, но не более </w:t>
-      </w:r>
-      <w:r>
-        <w:t xml:space="preserve">7 (семь) процентов от цены Договора</w:t>
-      </w:r>
-      <w:r>
-        <w:t xml:space="preserve">. Предельный размер ответственности: </w:t>
-      </w:r>
-      <w:r>
-        <w:t xml:space="preserve">1/150 ключевой ставки ЦБ РФ от общей суммы счета</w:t>
-      </w:r>
-      <w:r>
-        <w:t xml:space="preserve">.</w:t>
-      </w:r>
-    </w:p>
-    <w:p>
-      <w:r>
-        <w:t xml:space="preserve">4.3. </w:t>
-      </w:r>
-      <w:r>
-        <w:t xml:space="preserve">Стороны освобождаются от ответственности при наступлении обстоятельств непреодолимой силы, если они прямо повлияли на исполнение обязательств.</w:t>
-      </w:r>
-    </w:p>
-    <w:p>
-      <w:r>
-        <w:t xml:space="preserve">4.4. </w:t>
-      </w:r>
-      <w:r>
-        <w:t xml:space="preserve">Сторона, для которой создалась невозможность исполнения, обязана уведомить другую Сторону. Срок уведомления — </w:t>
-      </w:r>
-      <w:r>
-        <w:t xml:space="preserve">в течение 3 календарных дней с даты подписания Сторонами акта сдачи-приемки оказанных услуг</w:t>
-      </w:r>
-      <w:r>
-        <w:t xml:space="preserve">.</w:t>
-      </w:r>
-    </w:p>
-    <w:p>
-      <w:r>
-        <w:t xml:space="preserve">4.5. </w:t>
-      </w:r>
-      <w:r>
-        <w:t xml:space="preserve">Все споры и разногласия решаются путём переговоров. Претензионный порядок обязателен, срок ответа на претензию — </w:t>
-      </w:r>
-      <w:r>
-        <w:t xml:space="preserve">в течение трех дней с момента заключения контракта</w:t>
-      </w:r>
-      <w:r>
-        <w:t xml:space="preserve">.</w:t>
-      </w:r>
-    </w:p>
-    <w:p/>
-    <w:p/>
-    <w:p>
-      <w:r>
-        <w:rPr>
-          <w:b/>
-        </w:rPr>
-        <w:t xml:space="preserve">10. ДОПОЛНИТЕЛЬНЫЕ СВЕДЕНИЯ О СТОРОНАХ</w:t>
-      </w:r>
-    </w:p>
-    <w:p>
-      <w:r>
-        <w:t xml:space="preserve">подписано </w:t>
-      </w:r>
-      <w:r>
-        <w:t xml:space="preserve">ивановой ириной юрьевной</w:t>
-      </w:r>
-    </w:p>
-    <w:p>
-      <w:r>
-        <w:t xml:space="preserve">Претензии направляются </w:t>
-      </w:r>
-      <w:r>
-        <w:t xml:space="preserve">Ивановой Ирине Юрьевне</w:t>
-      </w:r>
-      <w:r>
-        <w:t xml:space="preserve">; ответ подписывается </w:t>
-      </w:r>
-      <w:r>
-        <w:t xml:space="preserve">Ивановой Ириной Юрьевной</w:t>
-      </w:r>
-      <w:r>
-        <w:t xml:space="preserve">; интересы </w:t>
-      </w:r>
-      <w:r>
-        <w:t xml:space="preserve">Ивановой Ирины Юрьевны</w:t>
-      </w:r>
-      <w:r>
-        <w:t xml:space="preserve"> представляет </w:t>
-      </w:r>
-      <w:r>
-        <w:t xml:space="preserve">Иванова Ирина Юрьевна</w:t>
-      </w:r>
-      <w:r>
-        <w:t xml:space="preserve">; копия вручается </w:t>
-      </w:r>
-      <w:r>
-        <w:t xml:space="preserve">Иванова И. Ю.</w:t>
-      </w:r>
-      <w:r>
-        <w:t xml:space="preserve"> лично.</w:t>
-      </w:r>
-    </w:p>
-    <w:p/>
-    <w:p/>
-    <w:p>
-      <w:r>
-        <w:rPr>
-          <w:b/>
-        </w:rPr>
-        <w:t xml:space="preserve">9. КОНТРОЛЬНЫЕ ВЕЛИЧИНЫ</w:t>
-      </w:r>
-    </w:p>
-    <w:p>
-      <w:r>
-        <w:t xml:space="preserve">9.1. Контрольная запись: </w:t>
-      </w:r>
-      <w:r>
-        <w:rPr>
-          <w:b/>
-        </w:rPr>
-        <w:t xml:space="preserve">2</w:t>
-      </w:r>
-      <w:r>
-        <w:t xml:space="preserve">1% от стоимости неоплаченных работ</w:t>
-      </w:r>
-      <w:r>
-        <w:t xml:space="preserve">.</w:t>
-      </w:r>
-    </w:p>
-    <w:p>
-      <w:r>
-        <w:t xml:space="preserve">9.2. Контрольная запись: </w:t>
-      </w:r>
-      <w:r>
-        <w:rPr>
-          <w:b/>
-        </w:rPr>
-        <w:t xml:space="preserve">не позднее 10.07.20</w:t>
-      </w:r>
-      <w:r>
-        <w:t xml:space="preserve">25</w:t>
-      </w:r>
-      <w:r>
-        <w:t xml:space="preserve">.</w:t>
-      </w:r>
-    </w:p>
-    <w:p>
-      <w:r>
-        <w:t xml:space="preserve">9.3. Контрольная запись: </w:t>
-      </w:r>
-      <w:r>
-        <w:rPr>
-          <w:b/>
-        </w:rPr>
-        <w:t xml:space="preserve">81</w:t>
-      </w:r>
-      <w:r>
-        <w:t xml:space="preserve">277/147-сс</w:t>
-      </w:r>
-      <w:r>
-        <w:t xml:space="preserve">.</w:t>
-      </w:r>
-    </w:p>
-    <w:p>
-      <w:r>
-        <w:t xml:space="preserve">9.4. Контрольная запись: </w:t>
-      </w:r>
-      <w:r>
-        <w:t xml:space="preserve">не менее 2260</w:t>
-        <w:br/>
-        <w:t xml:space="preserve">0000 (Двадцати двух миллионов шестисот тысяч) рублей 00 копеек</w:t>
-      </w:r>
-      <w:r>
-        <w:t xml:space="preserve">.</w:t>
-      </w:r>
-    </w:p>
-    <w:p/>
-    <w:p>
-      <w:r>
-        <w:rPr>
-          <w:b/>
-        </w:rPr>
-        <w:t xml:space="preserve">РЕКВИЗИТЫ И ПОДПИСИ СТОРОН</w:t>
-      </w:r>
-    </w:p>
-    <w:p/>
+    <w:p>
+      <w:r>
+        <w:t xml:space="preserve">2.5. </w:t>
+      </w:r>
+      <w:r>
+        <w:t xml:space="preserve">Товар маркирован штрихкодом </w:t>
+      </w:r>
+      <w:r>
+        <w:t xml:space="preserve">4602407504790</w:t>
+      </w:r>
+      <w:r>
+        <w:t xml:space="preserve">. Код контрагента по ОКПО — </w:t>
+      </w:r>
+      <w:r>
+        <w:t xml:space="preserve">4351072955</w:t>
+      </w:r>
+      <w:r>
+        <w:t xml:space="preserve">. Оборудование учтено под инвентарным номером </w:t>
+      </w:r>
+      <w:r>
+        <w:t xml:space="preserve">046528581</w:t>
+      </w:r>
+      <w:r>
+        <w:t xml:space="preserve">, складской позиции присвоен номер </w:t>
+      </w:r>
+      <w:r>
+        <w:t xml:space="preserve">810004826</w:t>
+      </w:r>
+      <w:r>
+        <w:t xml:space="preserve">.</w:t>
+      </w:r>
+    </w:p>
+    <w:p>
+      <w:r>
+        <w:t xml:space="preserve">2.6. </w:t>
+      </w:r>
+      <w:r>
+        <w:t xml:space="preserve">Оплата по счёту-фактуре на КБК </w:t>
+      </w:r>
+      <w:r>
+        <w:t xml:space="preserve">18210101011011000147</w:t>
+      </w:r>
+      <w:r>
+        <w:t xml:space="preserve">. ИНН не присвоен, регистрационный № </w:t>
+      </w:r>
+      <w:r>
+        <w:t xml:space="preserve">3164547027</w:t>
+      </w:r>
+      <w:r>
+        <w:t xml:space="preserve">. ИНН не присвоен, платёжный документ № </w:t>
+      </w:r>
+      <w:r>
+        <w:t xml:space="preserve">031530360916</w:t>
+      </w:r>
+      <w:r>
+        <w:t xml:space="preserve">. Заказчик действует в лице </w:t>
+      </w:r>
+      <w:r>
+        <w:t xml:space="preserve">уполномоченного представителя</w:t>
+      </w:r>
+      <w:r>
+        <w:t xml:space="preserve">, назначаемого приказом.</w:t>
+      </w:r>
+    </w:p>
+    <w:p>
+      <w:r>
+        <w:t xml:space="preserve">2.7. </w:t>
+      </w:r>
+      <w:r>
+        <w:t xml:space="preserve">Массовая доля влаги в товаре — </w:t>
+      </w:r>
+      <w:r>
+        <w:t xml:space="preserve">не более 10 %</w:t>
+      </w:r>
+      <w:r>
+        <w:t xml:space="preserve">. Товар подлежит хранению </w:t>
+      </w:r>
+      <w:r>
+        <w:t xml:space="preserve">в течение 12 часов</w:t>
+      </w:r>
+      <w:r>
+        <w:t xml:space="preserve"> при температуре не выше +4 °C. Срок исковой давности по требованиям, вытекающим из Договора, составляет </w:t>
+      </w:r>
+      <w:r>
+        <w:t xml:space="preserve">в течение трёх лет</w:t>
+      </w:r>
+      <w:r>
+        <w:t xml:space="preserve">, как установлено статьёй 196 Гражданского кодекса Российской Федерации. Обработка данных ведётся согласно Федеральному закону от 27.07.2006 № 152-ФЗ </w:t>
+      </w:r>
+      <w:r>
+        <w:t xml:space="preserve">«О персональных данных»</w:t>
+      </w:r>
+      <w:r>
+        <w:t xml:space="preserve">. Товар поставляется под маркой </w:t>
+      </w:r>
+      <w:r>
+        <w:t xml:space="preserve">«Стандарт»</w:t>
+      </w:r>
+      <w:r>
+        <w:t xml:space="preserve">. Влажность определяется </w:t>
+      </w:r>
+      <w:r>
+        <w:t xml:space="preserve">по методу Кьельдаля</w:t>
+      </w:r>
+      <w:r>
+        <w:t xml:space="preserve">. Споры передаются на рассмотрение в Арбитражный суд </w:t>
+      </w:r>
+      <w:r>
+        <w:t xml:space="preserve">города Москвы</w:t>
+      </w:r>
+      <w:r>
+        <w:t xml:space="preserve">.</w:t>
+      </w:r>
+    </w:p>
     <w:tbl>
       <w:tblPr>
         <w:tblW w:w="9360" w:type="dxa"/>
@@ -632,117 +482,7 @@
           </w:tcPr>
           <w:p>
             <w:r>
-              <w:rPr>
-                <w:b/>
-              </w:rPr>
-              <w:t xml:space="preserve">Работодатель:</w:t>
-            </w:r>
-          </w:p>
-          <w:p>
-            <w:r>
-              <w:t xml:space="preserve">АО «Вектор»</w:t>
-            </w:r>
-          </w:p>
-          <w:p>
-            <w:r>
-              <w:t xml:space="preserve">Юридический адрес: </w:t>
-            </w:r>
-            <w:r>
-              <w:t xml:space="preserve">Сергиев Посад Промышленная 82/2 кв 25</w:t>
-            </w:r>
-          </w:p>
-          <w:p>
-            <w:r>
-              <w:t xml:space="preserve">Почтовый адрес: </w:t>
-            </w:r>
-            <w:r>
-              <w:t xml:space="preserve">Тверь, Космонавтов 67</w:t>
-            </w:r>
-          </w:p>
-          <w:p>
-            <w:r>
-              <w:t xml:space="preserve">ИНН </w:t>
-            </w:r>
-            <w:r>
-              <w:t xml:space="preserve">0798829189</w:t>
-            </w:r>
-            <w:r>
-              <w:t xml:space="preserve"> КПП </w:t>
-            </w:r>
-            <w:r>
-              <w:t xml:space="preserve">496664891</w:t>
-            </w:r>
-          </w:p>
-          <w:p>
-            <w:r>
-              <w:t xml:space="preserve">ОГРН </w:t>
-            </w:r>
-            <w:r>
-              <w:t xml:space="preserve">1529243535842</w:t>
-            </w:r>
-          </w:p>
-          <w:p>
-            <w:r>
-              <w:t xml:space="preserve">р/с </w:t>
-            </w:r>
-            <w:r>
-              <w:t xml:space="preserve">40702810489840602529</w:t>
-            </w:r>
-            <w:r>
-              <w:t xml:space="preserve"> в Отделение № 8611 ПАО Сбербанк г. Казань</w:t>
-            </w:r>
-          </w:p>
-          <w:p>
-            <w:r>
-              <w:t xml:space="preserve">к/с </w:t>
-            </w:r>
-            <w:r>
-              <w:t xml:space="preserve">30101810600000000603</w:t>
-            </w:r>
-            <w:r>
-              <w:t xml:space="preserve"> БИК </w:t>
-            </w:r>
-            <w:r>
-              <w:t xml:space="preserve">049205603</w:t>
-            </w:r>
-          </w:p>
-          <w:p>
-            <w:r>
-              <w:t xml:space="preserve">Тел.: </w:t>
-            </w:r>
-            <w:r>
-              <w:t xml:space="preserve">+7 (383) 402-89-46</w:t>
-            </w:r>
-          </w:p>
-          <w:p>
-            <w:r>
-              <w:t xml:space="preserve">E-mail: </w:t>
-            </w:r>
-            <w:r>
-              <w:t xml:space="preserve">zayceva@inbox.ru</w:t>
-            </w:r>
-          </w:p>
-          <w:p/>
-          <w:p>
-            <w:r>
-              <w:t xml:space="preserve">Директор ______________ </w:t>
-            </w:r>
-            <w:r>
-              <w:t xml:space="preserve">Е. М. Зайцева</w:t>
-            </w:r>
-          </w:p>
-          <w:p>
-            <w:r>
-              <w:t xml:space="preserve">Согласовано: </w:t>
-            </w:r>
-            <w:r>
-              <w:rPr>
-                <w:b/>
-              </w:rPr>
-              <w:t xml:space="preserve">Зайцева Елен</w:t>
-            </w:r>
-            <w:r>
-              <w:t xml:space="preserve">а Михайловна</w:t>
+              <w:t xml:space="preserve">8</w:t>
             </w:r>
           </w:p>
         </w:tc>
@@ -752,6 +492,419 @@
           </w:tcPr>
           <w:p>
             <w:r>
+              <w:t xml:space="preserve">8182079640</w:t>
+            </w:r>
+          </w:p>
+        </w:tc>
+      </w:tr>
+    </w:tbl>
+    <w:p/>
+    <w:p>
+      <w:r>
+        <w:rPr>
+          <w:b/>
+        </w:rPr>
+        <w:t xml:space="preserve">3. МЕСТО И СРОКИ ИСПОЛНЕНИЯ</w:t>
+      </w:r>
+    </w:p>
+    <w:p>
+      <w:r>
+        <w:t xml:space="preserve">3.1. Место исполнения обязательств: </w:t>
+      </w:r>
+      <w:r>
+        <w:t xml:space="preserve">Москва Тверская 28/2 кв 86</w:t>
+      </w:r>
+      <w:r>
+        <w:t xml:space="preserve">.</w:t>
+      </w:r>
+    </w:p>
+    <w:p>
+      <w:r>
+        <w:t xml:space="preserve">3.2. Уведомления направляются </w:t>
+      </w:r>
+      <w:r>
+        <w:t xml:space="preserve">Ивановой Ирине Юрьевне</w:t>
+      </w:r>
+      <w:r>
+        <w:t xml:space="preserve"> по телефону </w:t>
+      </w:r>
+      <w:r>
+        <w:t xml:space="preserve">+7 (812) 509-91-84</w:t>
+      </w:r>
+      <w:r>
+        <w:t xml:space="preserve">.</w:t>
+      </w:r>
+    </w:p>
+    <w:p>
+      <w:r>
+        <w:t xml:space="preserve">3.3. Срок исполнения обязательств — </w:t>
+      </w:r>
+      <w:r>
+        <w:t xml:space="preserve">в течение десяти банковских дней с момента поступления денежных средств на расчетный счет</w:t>
+      </w:r>
+      <w:r>
+        <w:t xml:space="preserve">.</w:t>
+      </w:r>
+    </w:p>
+    <w:p/>
+    <w:p>
+      <w:r>
+        <w:rPr>
+          <w:b/>
+        </w:rPr>
+        <w:t xml:space="preserve">4. ПРОЧИЕ УСЛОВИЯ</w:t>
+      </w:r>
+    </w:p>
+    <w:p>
+      <w:r>
+        <w:t xml:space="preserve">4.1. </w:t>
+      </w:r>
+      <w:r>
+        <w:t xml:space="preserve">Стороны несут ответственность за неисполнение или ненадлежащее исполнение обязательств в соответствии с законодательством Российской Федерации.</w:t>
+      </w:r>
+    </w:p>
+    <w:p>
+      <w:r>
+        <w:t xml:space="preserve">4.2. </w:t>
+      </w:r>
+      <w:r>
+        <w:t xml:space="preserve">Размер неустойки за нарушение сроков оплаты: </w:t>
+      </w:r>
+      <w:r>
+        <w:t xml:space="preserve">1/300 ключевой ставки ЦБ РФ от цены Договора</w:t>
+      </w:r>
+      <w:r>
+        <w:t xml:space="preserve">, но не более </w:t>
+      </w:r>
+      <w:r>
+        <w:t xml:space="preserve">7 (семь) процентов от цены Договора</w:t>
+      </w:r>
+      <w:r>
+        <w:t xml:space="preserve">. Предельный размер ответственности: </w:t>
+      </w:r>
+      <w:r>
+        <w:t xml:space="preserve">1/150 ключевой ставки ЦБ РФ от общей суммы счета</w:t>
+      </w:r>
+      <w:r>
+        <w:t xml:space="preserve">.</w:t>
+      </w:r>
+    </w:p>
+    <w:p>
+      <w:r>
+        <w:t xml:space="preserve">4.3. </w:t>
+      </w:r>
+      <w:r>
+        <w:t xml:space="preserve">Стороны освобождаются от ответственности при наступлении обстоятельств непреодолимой силы, если они прямо повлияли на исполнение обязательств.</w:t>
+      </w:r>
+    </w:p>
+    <w:p>
+      <w:r>
+        <w:t xml:space="preserve">4.4. </w:t>
+      </w:r>
+      <w:r>
+        <w:t xml:space="preserve">Сторона, для которой создалась невозможность исполнения, обязана уведомить другую Сторону. Срок уведомления — </w:t>
+      </w:r>
+      <w:r>
+        <w:t xml:space="preserve">в течение 45 календарных дней с даты подписания Сторонами акта сдачи-приемки оказанных услуг</w:t>
+      </w:r>
+      <w:r>
+        <w:t xml:space="preserve">.</w:t>
+      </w:r>
+    </w:p>
+    <w:p>
+      <w:r>
+        <w:t xml:space="preserve">4.5. </w:t>
+      </w:r>
+      <w:r>
+        <w:t xml:space="preserve">Все споры и разногласия решаются путём переговоров. Претензионный порядок обязателен, срок ответа на претензию — </w:t>
+      </w:r>
+      <w:r>
+        <w:t xml:space="preserve">в течение десяти дней с момента заключения контракта</w:t>
+      </w:r>
+      <w:r>
+        <w:t xml:space="preserve">.</w:t>
+      </w:r>
+    </w:p>
+    <w:p/>
+    <w:p/>
+    <w:p>
+      <w:r>
+        <w:rPr>
+          <w:b/>
+        </w:rPr>
+        <w:t xml:space="preserve">10. ДОПОЛНИТЕЛЬНЫЕ СВЕДЕНИЯ О СТОРОНАХ</w:t>
+      </w:r>
+    </w:p>
+    <w:p>
+      <w:r>
+        <w:t xml:space="preserve">подписано </w:t>
+      </w:r>
+      <w:r>
+        <w:t xml:space="preserve">ивановой ириной юрьевной</w:t>
+      </w:r>
+    </w:p>
+    <w:p>
+      <w:r>
+        <w:t xml:space="preserve">Претензии направляются </w:t>
+      </w:r>
+      <w:r>
+        <w:t xml:space="preserve">Ивановой Ирине Юрьевне</w:t>
+      </w:r>
+      <w:r>
+        <w:t xml:space="preserve">; ответ подписывается </w:t>
+      </w:r>
+      <w:r>
+        <w:t xml:space="preserve">Ивановой Ириной Юрьевной</w:t>
+      </w:r>
+      <w:r>
+        <w:t xml:space="preserve">; интересы </w:t>
+      </w:r>
+      <w:r>
+        <w:t xml:space="preserve">Ивановой Ирины Юрьевны</w:t>
+      </w:r>
+      <w:r>
+        <w:t xml:space="preserve"> представляет </w:t>
+      </w:r>
+      <w:r>
+        <w:t xml:space="preserve">Иванова Ирина Юрьевна</w:t>
+      </w:r>
+      <w:r>
+        <w:t xml:space="preserve">; копия вручается </w:t>
+      </w:r>
+      <w:r>
+        <w:t xml:space="preserve">Иванова И. Ю.</w:t>
+      </w:r>
+      <w:r>
+        <w:t xml:space="preserve"> лично.</w:t>
+      </w:r>
+    </w:p>
+    <w:p/>
+    <w:p/>
+    <w:p>
+      <w:r>
+        <w:rPr>
+          <w:b/>
+        </w:rPr>
+        <w:t xml:space="preserve">9. КОНТРОЛЬНЫЕ ВЕЛИЧИНЫ</w:t>
+      </w:r>
+    </w:p>
+    <w:p>
+      <w:r>
+        <w:t xml:space="preserve">9.1. Контрольная запись: </w:t>
+      </w:r>
+      <w:r>
+        <w:rPr>
+          <w:b/>
+        </w:rPr>
+        <w:t xml:space="preserve">1</w:t>
+      </w:r>
+      <w:r>
+        <w:t xml:space="preserve">8% от стоимости неоплаченных работ</w:t>
+      </w:r>
+      <w:r>
+        <w:t xml:space="preserve">.</w:t>
+      </w:r>
+    </w:p>
+    <w:p>
+      <w:r>
+        <w:t xml:space="preserve">9.2. Контрольная запись: </w:t>
+      </w:r>
+      <w:r>
+        <w:rPr>
+          <w:b/>
+        </w:rPr>
+        <w:t xml:space="preserve">не позднее 04.03.20</w:t>
+      </w:r>
+      <w:r>
+        <w:t xml:space="preserve">26</w:t>
+      </w:r>
+      <w:r>
+        <w:t xml:space="preserve">.</w:t>
+      </w:r>
+    </w:p>
+    <w:p>
+      <w:r>
+        <w:t xml:space="preserve">9.3. Контрольная запись: </w:t>
+      </w:r>
+      <w:r>
+        <w:rPr>
+          <w:b/>
+        </w:rPr>
+        <w:t xml:space="preserve">84</w:t>
+      </w:r>
+      <w:r>
+        <w:t xml:space="preserve">044/532-сс</w:t>
+      </w:r>
+      <w:r>
+        <w:t xml:space="preserve">.</w:t>
+      </w:r>
+    </w:p>
+    <w:p>
+      <w:r>
+        <w:t xml:space="preserve">9.4. Контрольная запись: </w:t>
+      </w:r>
+      <w:r>
+        <w:t xml:space="preserve">не менее 8010</w:t>
+        <w:br/>
+        <w:t xml:space="preserve">0000 (Восьмидесяти миллионов ста тысяч) рублей 00 копеек</w:t>
+      </w:r>
+      <w:r>
+        <w:t xml:space="preserve">.</w:t>
+      </w:r>
+    </w:p>
+    <w:p/>
+    <w:p>
+      <w:r>
+        <w:rPr>
+          <w:b/>
+        </w:rPr>
+        <w:t xml:space="preserve">РЕКВИЗИТЫ И ПОДПИСИ СТОРОН</w:t>
+      </w:r>
+    </w:p>
+    <w:p/>
+    <w:tbl>
+      <w:tblPr>
+        <w:tblW w:w="9360" w:type="dxa"/>
+        <w:tblBorders>
+          <w:top w:val="single" w:sz="4" w:color="auto"/>
+          <w:left w:val="single" w:sz="4" w:color="auto"/>
+          <w:bottom w:val="single" w:sz="4" w:color="auto"/>
+          <w:right w:val="single" w:sz="4" w:color="auto"/>
+          <w:insideH w:val="single" w:sz="4" w:color="auto"/>
+          <w:insideV w:val="single" w:sz="4" w:color="auto"/>
+        </w:tblBorders>
+      </w:tblPr>
+      <w:tblGrid>
+        <w:gridCol w:w="4680"/>
+        <w:gridCol w:w="4680"/>
+      </w:tblGrid>
+      <w:tr>
+        <w:tc>
+          <w:tcPr>
+            <w:tcW w:w="4680" w:type="dxa"/>
+          </w:tcPr>
+          <w:p>
+            <w:r>
+              <w:rPr>
+                <w:b/>
+              </w:rPr>
+              <w:t xml:space="preserve">Работодатель:</w:t>
+            </w:r>
+          </w:p>
+          <w:p>
+            <w:r>
+              <w:t xml:space="preserve">АО «Вектор»</w:t>
+            </w:r>
+          </w:p>
+          <w:p>
+            <w:r>
+              <w:t xml:space="preserve">Юридический адрес: </w:t>
+            </w:r>
+            <w:r>
+              <w:t xml:space="preserve">Екатеринбург Заречная 5/2 кв 85</w:t>
+            </w:r>
+          </w:p>
+          <w:p>
+            <w:r>
+              <w:t xml:space="preserve">Почтовый адрес: </w:t>
+            </w:r>
+            <w:r>
+              <w:t xml:space="preserve">Сергиев Посад Полевая 27/2 кв 43</w:t>
+            </w:r>
+          </w:p>
+          <w:p>
+            <w:r>
+              <w:t xml:space="preserve">ИНН </w:t>
+            </w:r>
+            <w:r>
+              <w:t xml:space="preserve">0798829189</w:t>
+            </w:r>
+            <w:r>
+              <w:t xml:space="preserve"> КПП </w:t>
+            </w:r>
+            <w:r>
+              <w:t xml:space="preserve">496664891</w:t>
+            </w:r>
+          </w:p>
+          <w:p>
+            <w:r>
+              <w:t xml:space="preserve">ОГРН </w:t>
+            </w:r>
+            <w:r>
+              <w:t xml:space="preserve">1529243535842</w:t>
+            </w:r>
+          </w:p>
+          <w:p>
+            <w:r>
+              <w:t xml:space="preserve">р/с </w:t>
+            </w:r>
+            <w:r>
+              <w:t xml:space="preserve">40702810489840602529</w:t>
+            </w:r>
+            <w:r>
+              <w:t xml:space="preserve"> в Отделение № 8611 ПАО Сбербанк г. Казань</w:t>
+            </w:r>
+          </w:p>
+          <w:p>
+            <w:r>
+              <w:t xml:space="preserve">к/с </w:t>
+            </w:r>
+            <w:r>
+              <w:t xml:space="preserve">30101810600000000603</w:t>
+            </w:r>
+            <w:r>
+              <w:t xml:space="preserve"> БИК </w:t>
+            </w:r>
+            <w:r>
+              <w:t xml:space="preserve">049205603</w:t>
+            </w:r>
+          </w:p>
+          <w:p>
+            <w:r>
+              <w:t xml:space="preserve">Тел.: </w:t>
+            </w:r>
+            <w:r>
+              <w:t xml:space="preserve">+7 (499) 886-78-98</w:t>
+            </w:r>
+          </w:p>
+          <w:p>
+            <w:r>
+              <w:t xml:space="preserve">E-mail: </w:t>
+            </w:r>
+            <w:r>
+              <w:t xml:space="preserve">zayceva@mail.ru</w:t>
+            </w:r>
+          </w:p>
+          <w:p/>
+          <w:p>
+            <w:r>
+              <w:t xml:space="preserve">Директор ______________ </w:t>
+            </w:r>
+            <w:r>
+              <w:t xml:space="preserve">Е. М. Зайцева</w:t>
+            </w:r>
+          </w:p>
+          <w:p>
+            <w:r>
+              <w:t xml:space="preserve">Согласовано: </w:t>
+            </w:r>
+            <w:r>
+              <w:rPr>
+                <w:b/>
+              </w:rPr>
+              <w:t xml:space="preserve">Зайцева Елен</w:t>
+            </w:r>
+            <w:r>
+              <w:t xml:space="preserve">а Михайловна</w:t>
+            </w:r>
+          </w:p>
+        </w:tc>
+        <w:tc>
+          <w:tcPr>
+            <w:tcW w:w="4680" w:type="dxa"/>
+          </w:tcPr>
+          <w:p>
+            <w:r>
               <w:rPr>
                 <w:b/>
               </w:rPr>
@@ -776,7 +929,7 @@
               <w:t xml:space="preserve">Адрес регистрации: </w:t>
             </w:r>
             <w:r>
-              <w:t xml:space="preserve">Воронеж Советская 84/2 кв 85</w:t>
+              <w:t xml:space="preserve">Воронеж, Гагарина 86</w:t>
             </w:r>
           </w:p>
           <w:p>
@@ -815,7 +968,7 @@
               <w:t xml:space="preserve">Тел.: </w:t>
             </w:r>
             <w:r>
-              <w:t xml:space="preserve">+7 (499) 956-69-75</w:t>
+              <w:t xml:space="preserve">+7 (812) 117-57-55</w:t>
             </w:r>
           </w:p>
           <w:p>
@@ -823,7 +976,7 @@
               <w:t xml:space="preserve">E-mail: </w:t>
             </w:r>
             <w:r>
-              <w:t xml:space="preserve">ivanova@gmail.com</w:t>
+              <w:t xml:space="preserve">ivanova@list.ru</w:t>
             </w:r>
           </w:p>
           <w:p/>
@@ -882,13 +1035,13 @@
       <w:t xml:space="preserve">Исполнитель документа: </w:t>
     </w:r>
     <w:r>
-      <w:t xml:space="preserve">Волков А. Е.</w:t>
+      <w:t xml:space="preserve">Крылова Л. В.</w:t>
     </w:r>
     <w:r>
       <w:t xml:space="preserve">, тел. </w:t>
     </w:r>
     <w:r>
-      <w:t xml:space="preserve">8(383)8081894</w:t>
+      <w:t xml:space="preserve">8(843)5303730</w:t>
     </w:r>
   </w:p>
 </w:ftr>

--- a/tests/corpus_v2/docs/labor_0012.docx
+++ b/tests/corpus_v2/docs/labor_0012.docx
@@ -51,7 +51,7 @@
         <w:t xml:space="preserve">, именуемое в дальнейшем «Работодатель», в лице исполнительного директора </w:t>
       </w:r>
       <w:r>
-        <w:t xml:space="preserve">Е.М.Зайцева</w:t>
+        <w:t xml:space="preserve">Зайцевой Елены Михайловны</w:t>
       </w:r>
       <w:r>
         <w:t xml:space="preserve">, действующего на основании </w:t>
@@ -78,19 +78,19 @@
         <w:t xml:space="preserve">, выдан </w:t>
       </w:r>
       <w:r>
-        <w:t xml:space="preserve">ТП № 2 ОУФМС России по Московской обл.</w:t>
+        <w:t xml:space="preserve">ОВД «Тропарёво» г. Москвы</w:t>
       </w:r>
       <w:r>
         <w:t xml:space="preserve"> </w:t>
       </w:r>
       <w:r>
-        <w:t xml:space="preserve">24.05.2013</w:t>
-      </w:r>
-      <w:r>
-        <w:t xml:space="preserve">, код подразделения, выдавшего паспорт: </w:t>
-      </w:r>
-      <w:r>
-        <w:t xml:space="preserve">772-034</w:t>
+        <w:t xml:space="preserve">14.12.2011</w:t>
+      </w:r>
+      <w:r>
+        <w:t xml:space="preserve">, код подразделения </w:t>
+      </w:r>
+      <w:r>
+        <w:t xml:space="preserve">053-105</w:t>
       </w:r>
       <w:r>
         <w:t xml:space="preserve">, именуемая в дальнейшем «Работник»</w:t>
@@ -512,7 +512,7 @@
         <w:t xml:space="preserve">3.1. Место исполнения обязательств: </w:t>
       </w:r>
       <w:r>
-        <w:t xml:space="preserve">Москва Тверская 28/2 кв 86</w:t>
+        <w:t xml:space="preserve">101000, Республика Татарстан, г. Москва, просп. Тверская, вл. 28, стр. 2, пом. VII</w:t>
       </w:r>
       <w:r>
         <w:t xml:space="preserve">.</w:t>
@@ -529,7 +529,7 @@
         <w:t xml:space="preserve"> по телефону </w:t>
       </w:r>
       <w:r>
-        <w:t xml:space="preserve">+7 (812) 509-91-84</w:t>
+        <w:t xml:space="preserve">+7 (846) 428-61-91</w:t>
       </w:r>
       <w:r>
         <w:t xml:space="preserve">.</w:t>
@@ -801,15 +801,7 @@
               <w:t xml:space="preserve">Юридический адрес: </w:t>
             </w:r>
             <w:r>
-              <w:t xml:space="preserve">Екатеринбург Заречная 5/2 кв 85</w:t>
-            </w:r>
-          </w:p>
-          <w:p>
-            <w:r>
-              <w:t xml:space="preserve">Почтовый адрес: </w:t>
-            </w:r>
-            <w:r>
-              <w:t xml:space="preserve">Сергиев Посад Полевая 27/2 кв 43</w:t>
+              <w:t xml:space="preserve">620014, Республика Татарстан, г. Екатеринбург, наб. Заречная, вл. 5, стр. 2, пом. VII</w:t>
             </w:r>
           </w:p>
           <w:p>
@@ -817,7 +809,7 @@
               <w:t xml:space="preserve">ИНН </w:t>
             </w:r>
             <w:r>
-              <w:t xml:space="preserve">0798829189</w:t>
+              <w:t xml:space="preserve">0 798 829 189</w:t>
             </w:r>
             <w:r>
               <w:t xml:space="preserve"> КПП </w:t>
@@ -831,7 +823,7 @@
               <w:t xml:space="preserve">ОГРН </w:t>
             </w:r>
             <w:r>
-              <w:t xml:space="preserve">1529243535842</w:t>
+              <w:t xml:space="preserve">1 529 243 535 842</w:t>
             </w:r>
           </w:p>
           <w:p>
@@ -839,7 +831,7 @@
               <w:t xml:space="preserve">р/с </w:t>
             </w:r>
             <w:r>
-              <w:t xml:space="preserve">40702810489840602529</w:t>
+              <w:t xml:space="preserve">4070 2810 4898 4060 2529</w:t>
             </w:r>
             <w:r>
               <w:t xml:space="preserve"> в Отделение № 8611 ПАО Сбербанк г. Казань</w:t>
@@ -864,7 +856,7 @@
               <w:t xml:space="preserve">Тел.: </w:t>
             </w:r>
             <w:r>
-              <w:t xml:space="preserve">+7 (499) 886-78-98</w:t>
+              <w:t xml:space="preserve">+7 (846) 772-35-69</w:t>
             </w:r>
           </w:p>
           <w:p>
@@ -872,7 +864,7 @@
               <w:t xml:space="preserve">E-mail: </w:t>
             </w:r>
             <w:r>
-              <w:t xml:space="preserve">zayceva@mail.ru</w:t>
+              <w:t xml:space="preserve">zayceva@bk.ru</w:t>
             </w:r>
           </w:p>
           <w:p/>
@@ -921,7 +913,7 @@
               <w:t xml:space="preserve">Дата рождения: </w:t>
             </w:r>
             <w:r>
-              <w:t xml:space="preserve">26.04.1998</w:t>
+              <w:t xml:space="preserve">11.04.1998</w:t>
             </w:r>
           </w:p>
           <w:p>
@@ -929,7 +921,7 @@
               <w:t xml:space="preserve">Адрес регистрации: </w:t>
             </w:r>
             <w:r>
-              <w:t xml:space="preserve">Воронеж, Гагарина 86</w:t>
+              <w:t xml:space="preserve">143000, Краснодарский край, г. Одинцово, пер. Пушкина, вл. 25, стр. 5, пом. VII</w:t>
             </w:r>
           </w:p>
           <w:p>
@@ -940,13 +932,13 @@
               <w:t xml:space="preserve">71 21 589108</w:t>
             </w:r>
             <w:r>
-              <w:t xml:space="preserve">, выдан ТП № 2 ОУФМС России по Московской обл. 24.05.2013</w:t>
-            </w:r>
-            <w:r>
-              <w:t xml:space="preserve">, код подразделения, выдавшего паспорт: </w:t>
-            </w:r>
-            <w:r>
-              <w:t xml:space="preserve">772-034</w:t>
+              <w:t xml:space="preserve">, выдан ОВД «Тропарёво» г. Москвы 14.12.2011</w:t>
+            </w:r>
+            <w:r>
+              <w:t xml:space="preserve">, код подразделения </w:t>
+            </w:r>
+            <w:r>
+              <w:t xml:space="preserve">053-105</w:t>
             </w:r>
           </w:p>
           <w:p>
@@ -954,13 +946,13 @@
               <w:t xml:space="preserve">СНИЛС </w:t>
             </w:r>
             <w:r>
-              <w:t xml:space="preserve">229-340-901 62</w:t>
+              <w:t xml:space="preserve">402-293-409 39</w:t>
             </w:r>
             <w:r>
               <w:t xml:space="preserve"> ИНН </w:t>
             </w:r>
             <w:r>
-              <w:t xml:space="preserve">201013854092</w:t>
+              <w:t xml:space="preserve">062010138507</w:t>
             </w:r>
           </w:p>
           <w:p>
@@ -968,7 +960,7 @@
               <w:t xml:space="preserve">Тел.: </w:t>
             </w:r>
             <w:r>
-              <w:t xml:space="preserve">+7 (812) 117-57-55</w:t>
+              <w:t xml:space="preserve">+7 (846) 167-94-78</w:t>
             </w:r>
           </w:p>
           <w:p>
@@ -976,7 +968,7 @@
               <w:t xml:space="preserve">E-mail: </w:t>
             </w:r>
             <w:r>
-              <w:t xml:space="preserve">ivanova@list.ru</w:t>
+              <w:t xml:space="preserve">ivanova@yandex.ru</w:t>
             </w:r>
           </w:p>
           <w:p/>
@@ -1035,13 +1027,13 @@
       <w:t xml:space="preserve">Исполнитель документа: </w:t>
     </w:r>
     <w:r>
-      <w:t xml:space="preserve">Крылова Л. В.</w:t>
+      <w:t xml:space="preserve">Лебедев Ю. П.</w:t>
     </w:r>
     <w:r>
       <w:t xml:space="preserve">, тел. </w:t>
     </w:r>
     <w:r>
-      <w:t xml:space="preserve">8(843)5303730</w:t>
+      <w:t xml:space="preserve">8(812)1175755</w:t>
     </w:r>
   </w:p>
 </w:ftr>

--- a/tests/corpus_v2/docs/labor_0012.docx
+++ b/tests/corpus_v2/docs/labor_0012.docx
@@ -498,6 +498,93 @@
         </w:tc>
       </w:tr>
     </w:tbl>
+    <w:p>
+      <w:r>
+        <w:t xml:space="preserve">2.8. </w:t>
+      </w:r>
+      <w:r>
+        <w:t xml:space="preserve">Платёж по налогу перечисляется на код бюджетной классификации </w:t>
+      </w:r>
+      <w:r>
+        <w:t xml:space="preserve">182 101 010 110 110 001 10</w:t>
+      </w:r>
+      <w:r>
+        <w:t xml:space="preserve">, получатель — территориальный орган Федерального казначейства.</w:t>
+      </w:r>
+    </w:p>
+    <w:p>
+      <w:r>
+        <w:t xml:space="preserve">2.9. </w:t>
+      </w:r>
+      <w:r>
+        <w:t xml:space="preserve">Полномочия подтверждаются свидетельством о рождении, выдано </w:t>
+      </w:r>
+      <w:r>
+        <w:t xml:space="preserve">27.07.2010</w:t>
+      </w:r>
+      <w:r>
+        <w:t xml:space="preserve"> отделом ЗАГС.</w:t>
+      </w:r>
+    </w:p>
+    <w:tbl>
+      <w:tblPr>
+        <w:tblW w:w="9360" w:type="dxa"/>
+        <w:tblBorders>
+          <w:top w:val="single" w:sz="4" w:color="auto"/>
+          <w:left w:val="single" w:sz="4" w:color="auto"/>
+          <w:bottom w:val="single" w:sz="4" w:color="auto"/>
+          <w:right w:val="single" w:sz="4" w:color="auto"/>
+          <w:insideH w:val="single" w:sz="4" w:color="auto"/>
+          <w:insideV w:val="single" w:sz="4" w:color="auto"/>
+        </w:tblBorders>
+      </w:tblPr>
+      <w:tblGrid>
+        <w:gridCol w:w="4680"/>
+        <w:gridCol w:w="4680"/>
+      </w:tblGrid>
+      <w:tr>
+        <w:tc>
+          <w:tcPr>
+            <w:tcW w:w="4680" w:type="dxa"/>
+          </w:tcPr>
+          <w:p>
+            <w:r>
+              <w:t xml:space="preserve">4</w:t>
+            </w:r>
+          </w:p>
+        </w:tc>
+        <w:tc>
+          <w:tcPr>
+            <w:tcW w:w="4680" w:type="dxa"/>
+          </w:tcPr>
+          <w:p>
+            <w:r>
+              <w:t xml:space="preserve">РУБ.</w:t>
+            </w:r>
+          </w:p>
+        </w:tc>
+      </w:tr>
+    </w:tbl>
+    <w:p>
+      <w:r>
+        <w:t xml:space="preserve">2.10. </w:t>
+      </w:r>
+      <w:r>
+        <w:t xml:space="preserve">Поставке подлежит насос модели </w:t>
+      </w:r>
+      <w:r>
+        <w:t xml:space="preserve">ЭЦВ-6-10-80h</w:t>
+      </w:r>
+      <w:r>
+        <w:t xml:space="preserve"> и кабель марки </w:t>
+      </w:r>
+      <w:r>
+        <w:t xml:space="preserve">ВВГнг(А)-LSt</w:t>
+      </w:r>
+      <w:r>
+        <w:t xml:space="preserve">.</w:t>
+      </w:r>
+    </w:p>
     <w:p/>
     <w:p>
       <w:r>
@@ -512,7 +599,7 @@
         <w:t xml:space="preserve">3.1. Место исполнения обязательств: </w:t>
       </w:r>
       <w:r>
-        <w:t xml:space="preserve">101000, Республика Татарстан, г. Москва, просп. Тверская, вл. 28, стр. 2, пом. VII</w:t>
+        <w:t xml:space="preserve">614000, Свердловская обл., г. Пермь, наб. Кирова, вл. 42, стр. 5, пом. VII</w:t>
       </w:r>
       <w:r>
         <w:t xml:space="preserve">.</w:t>
@@ -529,7 +616,7 @@
         <w:t xml:space="preserve"> по телефону </w:t>
       </w:r>
       <w:r>
-        <w:t xml:space="preserve">+7 (846) 428-61-91</w:t>
+        <w:t xml:space="preserve">+7 (383) 936-98-38</w:t>
       </w:r>
       <w:r>
         <w:t xml:space="preserve">.</w:t>
@@ -577,7 +664,7 @@
         <w:t xml:space="preserve">, но не более </w:t>
       </w:r>
       <w:r>
-        <w:t xml:space="preserve">7 (семь) процентов от цены Договора</w:t>
+        <w:t xml:space="preserve">15 (пятнадцать) процентов от цены Договора</w:t>
       </w:r>
       <w:r>
         <w:t xml:space="preserve">. Предельный размер ответственности: </w:t>
@@ -605,7 +692,7 @@
         <w:t xml:space="preserve">Сторона, для которой создалась невозможность исполнения, обязана уведомить другую Сторону. Срок уведомления — </w:t>
       </w:r>
       <w:r>
-        <w:t xml:space="preserve">в течение 45 календарных дней с даты подписания Сторонами акта сдачи-приемки оказанных услуг</w:t>
+        <w:t xml:space="preserve">в течение 10 календарных дней с даты подписания Сторонами акта сдачи-приемки оказанных услуг</w:t>
       </w:r>
       <w:r>
         <w:t xml:space="preserve">.</w:t>
@@ -619,7 +706,7 @@
         <w:t xml:space="preserve">Все споры и разногласия решаются путём переговоров. Претензионный порядок обязателен, срок ответа на претензию — </w:t>
       </w:r>
       <w:r>
-        <w:t xml:space="preserve">в течение десяти дней с момента заключения контракта</w:t>
+        <w:t xml:space="preserve">в течение шестидесяти дней с момента заключения контракта</w:t>
       </w:r>
       <w:r>
         <w:t xml:space="preserve">.</w:t>
@@ -696,10 +783,10 @@
         <w:rPr>
           <w:b/>
         </w:rPr>
-        <w:t xml:space="preserve">1</w:t>
-      </w:r>
-      <w:r>
-        <w:t xml:space="preserve">8% от стоимости неоплаченных работ</w:t>
+        <w:t xml:space="preserve">1/1</w:t>
+      </w:r>
+      <w:r>
+        <w:t xml:space="preserve">30 ключевой ставки ЦБ РФ от цены Договора</w:t>
       </w:r>
       <w:r>
         <w:t xml:space="preserve">.</w:t>
@@ -713,7 +800,7 @@
         <w:rPr>
           <w:b/>
         </w:rPr>
-        <w:t xml:space="preserve">не позднее 04.03.20</w:t>
+        <w:t xml:space="preserve">не позднее 05.12.20</w:t>
       </w:r>
       <w:r>
         <w:t xml:space="preserve">26</w:t>

--- a/tests/corpus_v2/docs/labor_0012.docx
+++ b/tests/corpus_v2/docs/labor_0012.docx
@@ -146,7 +146,7 @@
         <w:t xml:space="preserve">Должностной оклад Работника: </w:t>
       </w:r>
       <w:r>
-        <w:t xml:space="preserve">60 300 000,27 (Шестьдесят миллионов триста тысяч) руб.</w:t>
+        <w:t xml:space="preserve">966 000,28 (Девятьсот шестьдесят шесть тысяч) руб.</w:t>
       </w:r>
       <w:r>
         <w:t xml:space="preserve">, в том числе НДС</w:t>
@@ -163,7 +163,102 @@
         <w:t xml:space="preserve">Ежегодный оплачиваемый отпуск: </w:t>
       </w:r>
       <w:r>
-        <w:t xml:space="preserve">не позднее 16.09.2026</w:t>
+        <w:t xml:space="preserve">не позднее 22.05.2025</w:t>
+      </w:r>
+      <w:r>
+        <w:t xml:space="preserve">.</w:t>
+      </w:r>
+    </w:p>
+    <w:p>
+      <w:r>
+        <w:t xml:space="preserve">1.6. </w:t>
+      </w:r>
+      <w:r>
+        <w:t xml:space="preserve">Партия сопровождается накладной формы ТОРГ-12 № </w:t>
+      </w:r>
+      <w:r>
+        <w:t xml:space="preserve">043667319</w:t>
+      </w:r>
+      <w:r>
+        <w:t xml:space="preserve">. Номенклатурный номер позиции — </w:t>
+      </w:r>
+      <w:r>
+        <w:t xml:space="preserve">049033189</w:t>
+      </w:r>
+      <w:r>
+        <w:t xml:space="preserve">. Изделию присвоен заводской номер </w:t>
+      </w:r>
+      <w:r>
+        <w:t xml:space="preserve">046727693</w:t>
+      </w:r>
+      <w:r>
+        <w:t xml:space="preserve">.</w:t>
+      </w:r>
+    </w:p>
+    <w:p>
+      <w:r>
+        <w:t xml:space="preserve">1.7. </w:t>
+      </w:r>
+      <w:r>
+        <w:t xml:space="preserve">Расходы отражаются по коду цели </w:t>
+      </w:r>
+      <w:r>
+        <w:t xml:space="preserve">042543897</w:t>
+      </w:r>
+      <w:r>
+        <w:t xml:space="preserve"> согласно приказу Минфина России № 157н. </w:t>
+      </w:r>
+      <w:r>
+        <w:t xml:space="preserve">БИК банка Стороны в настоящем разделе не приводится; номер заявки на открытие счёта — </w:t>
+      </w:r>
+      <w:r>
+        <w:t xml:space="preserve">043139834</w:t>
+      </w:r>
+      <w:r>
+        <w:t xml:space="preserve">.</w:t>
+      </w:r>
+    </w:p>
+    <w:p>
+      <w:r>
+        <w:t xml:space="preserve">1.8. </w:t>
+      </w:r>
+      <w:r>
+        <w:t xml:space="preserve">Расчёты за коммунальные услуги ведутся по лицевому счёту абонента </w:t>
+      </w:r>
+      <w:r>
+        <w:t xml:space="preserve">81137553775</w:t>
+      </w:r>
+      <w:r>
+        <w:t xml:space="preserve">. Приложение учтено за номером </w:t>
+      </w:r>
+      <w:r>
+        <w:t xml:space="preserve">84628074877</w:t>
+      </w:r>
+      <w:r>
+        <w:t xml:space="preserve">. Прибор учёта имеет заводской номер </w:t>
+      </w:r>
+      <w:r>
+        <w:t xml:space="preserve">86083849746</w:t>
+      </w:r>
+      <w:r>
+        <w:t xml:space="preserve">.</w:t>
+      </w:r>
+    </w:p>
+    <w:p>
+      <w:r>
+        <w:t xml:space="preserve">1.9. </w:t>
+      </w:r>
+      <w:r>
+        <w:t xml:space="preserve">Партия внесена в реестр под номером </w:t>
+      </w:r>
+      <w:r>
+        <w:t xml:space="preserve">84101029323</w:t>
+      </w:r>
+      <w:r>
+        <w:t xml:space="preserve"> в порядке статьи 434 Гражданского кодекса Российской Федерации. Исходящий номер уведомления — </w:t>
+      </w:r>
+      <w:r>
+        <w:t xml:space="preserve">86133370918</w:t>
       </w:r>
       <w:r>
         <w:t xml:space="preserve">.</w:t>
@@ -183,7 +278,7 @@
         <w:t xml:space="preserve">2.1. Общая цена Договора: </w:t>
       </w:r>
       <w:r>
-        <w:t xml:space="preserve">481000 (четыреста восемьдесят одна тысяча) руб. 5 коп.</w:t>
+        <w:t xml:space="preserve">9380000 (девять миллионов триста восемьдесят тысяч) руб. 0 коп.</w:t>
       </w:r>
       <w:r>
         <w:t xml:space="preserve">, в т.ч. НДС </w:t>
@@ -211,7 +306,7 @@
         <w:t xml:space="preserve">2.3. Срок оплаты — </w:t>
       </w:r>
       <w:r>
-        <w:t xml:space="preserve">в течение 5 календарных дней с момента выставления счета</w:t>
+        <w:t xml:space="preserve">в течение 20 календарных дней с момента выставления счета</w:t>
       </w:r>
       <w:r>
         <w:t xml:space="preserve">.</w:t>
@@ -231,7 +326,7 @@
         <w:t xml:space="preserve">, артикул </w:t>
       </w:r>
       <w:r>
-        <w:t xml:space="preserve">RM-4066-16</w:t>
+        <w:t xml:space="preserve">RM-9805-42</w:t>
       </w:r>
       <w:r>
         <w:t xml:space="preserve">, код </w:t>
@@ -291,49 +386,49 @@
         <w:t xml:space="preserve">. Товар отгружается с сопроводительным документом паспорт качества № </w:t>
       </w:r>
       <w:r>
-        <w:t xml:space="preserve">34 03 661939</w:t>
+        <w:t xml:space="preserve">58 23 560004</w:t>
       </w:r>
       <w:r>
         <w:t xml:space="preserve">. К партии приложен паспорт изделия № </w:t>
       </w:r>
       <w:r>
-        <w:t xml:space="preserve">10 15 084895</w:t>
+        <w:t xml:space="preserve">55 14 223200</w:t>
       </w:r>
       <w:r>
         <w:t xml:space="preserve">. Оборудование поставляется с паспортом транспортного средства № </w:t>
       </w:r>
       <w:r>
-        <w:t xml:space="preserve">92 24 582437</w:t>
+        <w:t xml:space="preserve">21 04 520516</w:t>
       </w:r>
       <w:r>
         <w:t xml:space="preserve">. Приёмка производится согласно техническому паспорту </w:t>
       </w:r>
       <w:r>
-        <w:t xml:space="preserve">54 11 998443</w:t>
+        <w:t xml:space="preserve">25 09 649136</w:t>
       </w:r>
       <w:r>
         <w:t xml:space="preserve">. СНИЛС не указан, номер заказа </w:t>
       </w:r>
       <w:r>
-        <w:t xml:space="preserve">233-978-090 34</w:t>
+        <w:t xml:space="preserve">430-036-368 13</w:t>
       </w:r>
       <w:r>
         <w:t xml:space="preserve">. Дата рождения не проставлена, документ выдан </w:t>
       </w:r>
       <w:r>
-        <w:t xml:space="preserve">14.05.2017</w:t>
+        <w:t xml:space="preserve">04.08.2023</w:t>
       </w:r>
       <w:r>
         <w:t xml:space="preserve">. Код подразделения, см. артикул </w:t>
       </w:r>
       <w:r>
-        <w:t xml:space="preserve">113-895</w:t>
+        <w:t xml:space="preserve">271-482</w:t>
       </w:r>
       <w:r>
         <w:t xml:space="preserve">. Цена — </w:t>
       </w:r>
       <w:r>
-        <w:t xml:space="preserve">Шестьдесят один миллион триста тысяч два рубля</w:t>
+        <w:t xml:space="preserve">Восемьдесят один миллион семьсот тысяч два рубля</w:t>
       </w:r>
       <w:r>
         <w:t xml:space="preserve">, </w:t>
@@ -353,25 +448,25 @@
         <w:t xml:space="preserve">Товар маркирован штрихкодом </w:t>
       </w:r>
       <w:r>
-        <w:t xml:space="preserve">4602407504790</w:t>
+        <w:t xml:space="preserve">4605640274642</w:t>
       </w:r>
       <w:r>
         <w:t xml:space="preserve">. Код контрагента по ОКПО — </w:t>
       </w:r>
       <w:r>
-        <w:t xml:space="preserve">4351072955</w:t>
+        <w:t xml:space="preserve">8468921313</w:t>
       </w:r>
       <w:r>
         <w:t xml:space="preserve">. Оборудование учтено под инвентарным номером </w:t>
       </w:r>
       <w:r>
-        <w:t xml:space="preserve">046528581</w:t>
+        <w:t xml:space="preserve">044279686</w:t>
       </w:r>
       <w:r>
         <w:t xml:space="preserve">, складской позиции присвоен номер </w:t>
       </w:r>
       <w:r>
-        <w:t xml:space="preserve">810004826</w:t>
+        <w:t xml:space="preserve">248562724</w:t>
       </w:r>
       <w:r>
         <w:t xml:space="preserve">.</w:t>
@@ -385,19 +480,19 @@
         <w:t xml:space="preserve">Оплата по счёту-фактуре на КБК </w:t>
       </w:r>
       <w:r>
-        <w:t xml:space="preserve">18210101011011000147</w:t>
+        <w:t xml:space="preserve">18210101011011000143</w:t>
       </w:r>
       <w:r>
         <w:t xml:space="preserve">. ИНН не присвоен, регистрационный № </w:t>
       </w:r>
       <w:r>
-        <w:t xml:space="preserve">3164547027</w:t>
+        <w:t xml:space="preserve">5691987131</w:t>
       </w:r>
       <w:r>
         <w:t xml:space="preserve">. ИНН не присвоен, платёжный документ № </w:t>
       </w:r>
       <w:r>
-        <w:t xml:space="preserve">031530360916</w:t>
+        <w:t xml:space="preserve">402194697146</w:t>
       </w:r>
       <w:r>
         <w:t xml:space="preserve">. Заказчик действует в лице </w:t>
@@ -417,13 +512,13 @@
         <w:t xml:space="preserve">Массовая доля влаги в товаре — </w:t>
       </w:r>
       <w:r>
-        <w:t xml:space="preserve">не более 10 %</w:t>
+        <w:t xml:space="preserve">не более 14 %</w:t>
       </w:r>
       <w:r>
         <w:t xml:space="preserve">. Товар подлежит хранению </w:t>
       </w:r>
       <w:r>
-        <w:t xml:space="preserve">в течение 12 часов</w:t>
+        <w:t xml:space="preserve">в течение 48 часов</w:t>
       </w:r>
       <w:r>
         <w:t xml:space="preserve"> при температуре не выше +4 °C. Срок исковой давности по требованиям, вытекающим из Договора, составляет </w:t>
@@ -492,7 +587,7 @@
           </w:tcPr>
           <w:p>
             <w:r>
-              <w:t xml:space="preserve">8182079640</w:t>
+              <w:t xml:space="preserve">1686908331</w:t>
             </w:r>
           </w:p>
         </w:tc>
@@ -520,7 +615,7 @@
         <w:t xml:space="preserve">Полномочия подтверждаются свидетельством о рождении, выдано </w:t>
       </w:r>
       <w:r>
-        <w:t xml:space="preserve">27.07.2010</w:t>
+        <w:t xml:space="preserve">05.08.2023</w:t>
       </w:r>
       <w:r>
         <w:t xml:space="preserve"> отделом ЗАГС.</w:t>
@@ -549,7 +644,7 @@
           </w:tcPr>
           <w:p>
             <w:r>
-              <w:t xml:space="preserve">4</w:t>
+              <w:t xml:space="preserve">3</w:t>
             </w:r>
           </w:p>
         </w:tc>
@@ -599,7 +694,7 @@
         <w:t xml:space="preserve">3.1. Место исполнения обязательств: </w:t>
       </w:r>
       <w:r>
-        <w:t xml:space="preserve">614000, Свердловская обл., г. Пермь, наб. Кирова, вл. 42, стр. 5, пом. VII</w:t>
+        <w:t xml:space="preserve">143400, Краснодарский край, г. Красногорск, ш. Профсоюзная, вл. 76, стр. 3, пом. VII</w:t>
       </w:r>
       <w:r>
         <w:t xml:space="preserve">.</w:t>
@@ -616,7 +711,7 @@
         <w:t xml:space="preserve"> по телефону </w:t>
       </w:r>
       <w:r>
-        <w:t xml:space="preserve">+7 (383) 936-98-38</w:t>
+        <w:t xml:space="preserve">+7 (495) 758-11-88</w:t>
       </w:r>
       <w:r>
         <w:t xml:space="preserve">.</w:t>
@@ -627,7 +722,111 @@
         <w:t xml:space="preserve">3.3. Срок исполнения обязательств — </w:t>
       </w:r>
       <w:r>
-        <w:t xml:space="preserve">в течение десяти банковских дней с момента поступления денежных средств на расчетный счет</w:t>
+        <w:t xml:space="preserve">в течение двадцати банковских дней с момента поступления денежных средств на расчетный счет</w:t>
+      </w:r>
+      <w:r>
+        <w:t xml:space="preserve">.</w:t>
+      </w:r>
+    </w:p>
+    <w:p>
+      <w:r>
+        <w:t xml:space="preserve">3.4. </w:t>
+      </w:r>
+      <w:r>
+        <w:t xml:space="preserve">Работы выполняются за счёт средств бюджета по коду бюджетной классификации </w:t>
+      </w:r>
+      <w:r>
+        <w:t xml:space="preserve">18272771029292725382</w:t>
+      </w:r>
+      <w:r>
+        <w:t xml:space="preserve">. Прибор учёта (счётчик) № </w:t>
+      </w:r>
+      <w:r>
+        <w:t xml:space="preserve">39160474428856048534</w:t>
+      </w:r>
+      <w:r>
+        <w:t xml:space="preserve">.</w:t>
+      </w:r>
+    </w:p>
+    <w:p>
+      <w:r>
+        <w:t xml:space="preserve">3.5. </w:t>
+      </w:r>
+      <w:r>
+        <w:t xml:space="preserve">Счёт на оплату содержит УИН </w:t>
+      </w:r>
+      <w:r>
+        <w:t xml:space="preserve">18209845527789442321</w:t>
+      </w:r>
+      <w:r>
+        <w:t xml:space="preserve">. Счёт-проформа к настоящему Договору имеет номер </w:t>
+      </w:r>
+      <w:r>
+        <w:t xml:space="preserve">77869736058841875936</w:t>
+      </w:r>
+      <w:r>
+        <w:t xml:space="preserve">. Списание со счёта производится в очерёдности статьи 855 Гражданского кодекса Российской Федерации, код вида дохода </w:t>
+      </w:r>
+      <w:r>
+        <w:t xml:space="preserve">18210165316455770067</w:t>
+      </w:r>
+      <w:r>
+        <w:t xml:space="preserve">.</w:t>
+      </w:r>
+    </w:p>
+    <w:p>
+      <w:r>
+        <w:t xml:space="preserve">3.6. </w:t>
+      </w:r>
+      <w:r>
+        <w:t xml:space="preserve">ИНН иностранному контрагенту не присваивается, номер в торговом реестре </w:t>
+      </w:r>
+      <w:r>
+        <w:t xml:space="preserve">0121831680</w:t>
+      </w:r>
+      <w:r>
+        <w:t xml:space="preserve">. ИНН приводится в приложении; номер спецификации — </w:t>
+      </w:r>
+      <w:r>
+        <w:t xml:space="preserve">8182079640</w:t>
+      </w:r>
+      <w:r>
+        <w:t xml:space="preserve">. Постановка на учёт производится по статье 84 Налогового кодекса Российской Федерации, решение № </w:t>
+      </w:r>
+      <w:r>
+        <w:t xml:space="preserve">2335627414</w:t>
+      </w:r>
+      <w:r>
+        <w:t xml:space="preserve">.</w:t>
+      </w:r>
+    </w:p>
+    <w:p>
+      <w:r>
+        <w:t xml:space="preserve">3.7. </w:t>
+      </w:r>
+      <w:r>
+        <w:t xml:space="preserve">Номер партии по системе прослеживаемости — </w:t>
+      </w:r>
+      <w:r>
+        <w:t xml:space="preserve">2928909760</w:t>
+      </w:r>
+      <w:r>
+        <w:t xml:space="preserve">. Доля посторонних включений — не более </w:t>
+      </w:r>
+      <w:r>
+        <w:t xml:space="preserve">1,7 %</w:t>
+      </w:r>
+      <w:r>
+        <w:t xml:space="preserve">. Прибор имеет погрешность не более </w:t>
+      </w:r>
+      <w:r>
+        <w:t xml:space="preserve">0,4 %</w:t>
+      </w:r>
+      <w:r>
+        <w:t xml:space="preserve">. Заводской номер поставляемого станка — </w:t>
+      </w:r>
+      <w:r>
+        <w:t xml:space="preserve">1914269583</w:t>
       </w:r>
       <w:r>
         <w:t xml:space="preserve">.</w:t>
@@ -706,7 +905,125 @@
         <w:t xml:space="preserve">Все споры и разногласия решаются путём переговоров. Претензионный порядок обязателен, срок ответа на претензию — </w:t>
       </w:r>
       <w:r>
-        <w:t xml:space="preserve">в течение шестидесяти дней с момента заключения контракта</w:t>
+        <w:t xml:space="preserve">в течение сорока пяти дней с момента заключения контракта</w:t>
+      </w:r>
+      <w:r>
+        <w:t xml:space="preserve">.</w:t>
+      </w:r>
+    </w:p>
+    <w:p>
+      <w:r>
+        <w:t xml:space="preserve">4.6. </w:t>
+      </w:r>
+      <w:r>
+        <w:t xml:space="preserve">ИНН физического лица не приводится; лицевой счёт — </w:t>
+      </w:r>
+      <w:r>
+        <w:t xml:space="preserve">168026875108</w:t>
+      </w:r>
+      <w:r>
+        <w:t xml:space="preserve">. ИНН приведён в приложении, код позиции </w:t>
+      </w:r>
+      <w:r>
+        <w:t xml:space="preserve">515236484188</w:t>
+      </w:r>
+      <w:r>
+        <w:t xml:space="preserve">. В силу статьи 86 Налогового кодекса Российской Федерации ИНН запрашивается налоговым органом; номер запроса — </w:t>
+      </w:r>
+      <w:r>
+        <w:t xml:space="preserve">848337569590</w:t>
+      </w:r>
+      <w:r>
+        <w:t xml:space="preserve">.</w:t>
+      </w:r>
+    </w:p>
+    <w:p>
+      <w:r>
+        <w:t xml:space="preserve">4.7. </w:t>
+      </w:r>
+      <w:r>
+        <w:t xml:space="preserve">Номер товарной накладной на партию — </w:t>
+      </w:r>
+      <w:r>
+        <w:t xml:space="preserve">684167584196</w:t>
+      </w:r>
+      <w:r>
+        <w:t xml:space="preserve">. Контрольный модуль имеет заводской номер </w:t>
+      </w:r>
+      <w:r>
+        <w:t xml:space="preserve">701751474591</w:t>
+      </w:r>
+      <w:r>
+        <w:t xml:space="preserve">. Уклон монтируемой кровли составляет </w:t>
+      </w:r>
+      <w:r>
+        <w:t xml:space="preserve">2 %</w:t>
+      </w:r>
+      <w:r>
+        <w:t xml:space="preserve">.</w:t>
+      </w:r>
+    </w:p>
+    <w:p>
+      <w:r>
+        <w:t xml:space="preserve">4.8. </w:t>
+      </w:r>
+      <w:r>
+        <w:t xml:space="preserve">Предельная доля иностранного участия по закону — </w:t>
+      </w:r>
+      <w:r>
+        <w:t xml:space="preserve">49 %</w:t>
+      </w:r>
+      <w:r>
+        <w:t xml:space="preserve">, как предусмотрено Федеральным законом о порядке осуществления иностранных инвестиций. Приложение № 3 к Договору содержит долю брака, не превышающую </w:t>
+      </w:r>
+      <w:r>
+        <w:t xml:space="preserve">1,8 %</w:t>
+      </w:r>
+      <w:r>
+        <w:t xml:space="preserve">.</w:t>
+      </w:r>
+    </w:p>
+    <w:p>
+      <w:r>
+        <w:t xml:space="preserve">4.9. </w:t>
+      </w:r>
+      <w:r>
+        <w:t xml:space="preserve">Изготовитель установил срок годности </w:t>
+      </w:r>
+      <w:r>
+        <w:t xml:space="preserve">в течение 18 месяцев</w:t>
+      </w:r>
+      <w:r>
+        <w:t xml:space="preserve"> с даты изготовления. Бетонная смесь выдерживается </w:t>
+      </w:r>
+      <w:r>
+        <w:t xml:space="preserve">в течение 48 часов</w:t>
+      </w:r>
+      <w:r>
+        <w:t xml:space="preserve"> при температуре не ниже +5 °C.</w:t>
+      </w:r>
+    </w:p>
+    <w:p>
+      <w:r>
+        <w:t xml:space="preserve">4.10. </w:t>
+      </w:r>
+      <w:r>
+        <w:t xml:space="preserve">Требования по качеству работ заявляются </w:t>
+      </w:r>
+      <w:r>
+        <w:t xml:space="preserve">в течение одного года</w:t>
+      </w:r>
+      <w:r>
+        <w:t xml:space="preserve"> по правилам статьи 725 Гражданского кодекса Российской Федерации. Поставщик присутствует на рынке </w:t>
+      </w:r>
+      <w:r>
+        <w:t xml:space="preserve">в течение 9 лет</w:t>
+      </w:r>
+      <w:r>
+        <w:t xml:space="preserve">. Окончание отчётного периода — </w:t>
+      </w:r>
+      <w:r>
+        <w:t xml:space="preserve">не позднее 18.03.2029</w:t>
       </w:r>
       <w:r>
         <w:t xml:space="preserve">.</w:t>
@@ -800,7 +1117,7 @@
         <w:rPr>
           <w:b/>
         </w:rPr>
-        <w:t xml:space="preserve">не позднее 05.12.20</w:t>
+        <w:t xml:space="preserve">не позднее 27.07.20</w:t>
       </w:r>
       <w:r>
         <w:t xml:space="preserve">26</w:t>
@@ -817,10 +1134,10 @@
         <w:rPr>
           <w:b/>
         </w:rPr>
-        <w:t xml:space="preserve">84</w:t>
-      </w:r>
-      <w:r>
-        <w:t xml:space="preserve">044/532-сс</w:t>
+        <w:t xml:space="preserve">78</w:t>
+      </w:r>
+      <w:r>
+        <w:t xml:space="preserve">493/166-сс</w:t>
       </w:r>
       <w:r>
         <w:t xml:space="preserve">.</w:t>
@@ -831,9 +1148,9 @@
         <w:t xml:space="preserve">9.4. Контрольная запись: </w:t>
       </w:r>
       <w:r>
-        <w:t xml:space="preserve">не менее 8010</w:t>
+        <w:t xml:space="preserve">не менее 596</w:t>
         <w:br/>
-        <w:t xml:space="preserve">0000 (Восьмидесяти миллионов ста тысяч) рублей 00 копеек</w:t>
+        <w:t xml:space="preserve">000 (Пятисот девяноста шести тысяч) рублей 00 копеек</w:t>
       </w:r>
       <w:r>
         <w:t xml:space="preserve">.</w:t>
@@ -888,7 +1205,15 @@
               <w:t xml:space="preserve">Юридический адрес: </w:t>
             </w:r>
             <w:r>
-              <w:t xml:space="preserve">620014, Республика Татарстан, г. Екатеринбург, наб. Заречная, вл. 5, стр. 2, пом. VII</w:t>
+              <w:t xml:space="preserve">630099, Тверская обл., г. Новосибирск, наб. Строителей, вл. 9, стр. 4, пом. VII</w:t>
+            </w:r>
+          </w:p>
+          <w:p>
+            <w:r>
+              <w:t xml:space="preserve">Почтовый адрес: </w:t>
+            </w:r>
+            <w:r>
+              <w:t xml:space="preserve">630099, Республика Татарстан, г. Новосибирск, просп. Полевая, вл. 85, стр. 4, пом. VII</w:t>
             </w:r>
           </w:p>
           <w:p>
@@ -943,7 +1268,7 @@
               <w:t xml:space="preserve">Тел.: </w:t>
             </w:r>
             <w:r>
-              <w:t xml:space="preserve">+7 (846) 772-35-69</w:t>
+              <w:t xml:space="preserve">+7 (495) 840-82-87</w:t>
             </w:r>
           </w:p>
           <w:p>
@@ -1008,7 +1333,7 @@
               <w:t xml:space="preserve">Адрес регистрации: </w:t>
             </w:r>
             <w:r>
-              <w:t xml:space="preserve">143000, Краснодарский край, г. Одинцово, пер. Пушкина, вл. 25, стр. 5, пом. VII</w:t>
+              <w:t xml:space="preserve">143400, Краснодарский край, г. Красногорск, пер. Садовая, вл. 50, стр. 2, пом. VII</w:t>
             </w:r>
           </w:p>
           <w:p>
@@ -1047,7 +1372,7 @@
               <w:t xml:space="preserve">Тел.: </w:t>
             </w:r>
             <w:r>
-              <w:t xml:space="preserve">+7 (846) 167-94-78</w:t>
+              <w:t xml:space="preserve">+7 (383) 560-64-21</w:t>
             </w:r>
           </w:p>
           <w:p>
@@ -1055,7 +1380,7 @@
               <w:t xml:space="preserve">E-mail: </w:t>
             </w:r>
             <w:r>
-              <w:t xml:space="preserve">ivanova@yandex.ru</w:t>
+              <w:t xml:space="preserve">ivanova@corp-tehno.ru</w:t>
             </w:r>
           </w:p>
           <w:p/>
@@ -1114,13 +1439,13 @@
       <w:t xml:space="preserve">Исполнитель документа: </w:t>
     </w:r>
     <w:r>
-      <w:t xml:space="preserve">Лебедев Ю. П.</w:t>
+      <w:t xml:space="preserve">Воробьёв С. Е.</w:t>
     </w:r>
     <w:r>
       <w:t xml:space="preserve">, тел. </w:t>
     </w:r>
     <w:r>
-      <w:t xml:space="preserve">8(812)1175755</w:t>
+      <w:t xml:space="preserve">8(812)2392361</w:t>
     </w:r>
   </w:p>
 </w:ftr>

--- a/tests/corpus_v2/docs/labor_0012.docx
+++ b/tests/corpus_v2/docs/labor_0012.docx
@@ -1151,6 +1151,37 @@
         <w:t xml:space="preserve">не менее 596</w:t>
         <w:br/>
         <w:t xml:space="preserve">000 (Пятисот девяноста шести тысяч) рублей 00 копеек</w:t>
+      </w:r>
+      <w:r>
+        <w:t xml:space="preserve">.</w:t>
+      </w:r>
+    </w:p>
+    <w:p/>
+    <w:p>
+      <w:r>
+        <w:rPr>
+          <w:b/>
+        </w:rPr>
+        <w:t xml:space="preserve">6. ОСОБЫЕ УСЛОВИЯ ОТДЕЛЬНЫХ ВИДОВ ДАННЫХ</w:t>
+      </w:r>
+    </w:p>
+    <w:p>
+      <w:r>
+        <w:t xml:space="preserve">6.1. Полномочия представителя подтверждены доверенностью, реестровый номер </w:t>
+      </w:r>
+      <w:r>
+        <w:t xml:space="preserve">78/1445-н/78-2022-12-7</w:t>
+      </w:r>
+      <w:r>
+        <w:t xml:space="preserve">.</w:t>
+      </w:r>
+    </w:p>
+    <w:p>
+      <w:r>
+        <w:t xml:space="preserve">6.2. Для сопоставления в учёте указывается: </w:t>
+      </w:r>
+      <w:r>
+        <w:t xml:space="preserve">ГОСТ Р 52044-2003</w:t>
       </w:r>
       <w:r>
         <w:t xml:space="preserve">.</w:t>

--- a/tests/corpus_v2/docs/labor_0012.docx
+++ b/tests/corpus_v2/docs/labor_0012.docx
@@ -1167,21 +1167,87 @@
     </w:p>
     <w:p>
       <w:r>
-        <w:t xml:space="preserve">6.1. Полномочия представителя подтверждены доверенностью, реестровый номер </w:t>
-      </w:r>
-      <w:r>
-        <w:t xml:space="preserve">78/1445-н/78-2022-12-7</w:t>
-      </w:r>
-      <w:r>
-        <w:t xml:space="preserve">.</w:t>
-      </w:r>
-    </w:p>
-    <w:p>
-      <w:r>
-        <w:t xml:space="preserve">6.2. Для сопоставления в учёте указывается: </w:t>
-      </w:r>
-      <w:r>
-        <w:t xml:space="preserve">ГОСТ Р 52044-2003</w:t>
+        <w:t xml:space="preserve">6.1. Работы выполняются на основании ранее заключённого Договора № </w:t>
+      </w:r>
+      <w:r>
+        <w:t xml:space="preserve">СУБ-44/2023</w:t>
+      </w:r>
+      <w:r>
+        <w:t xml:space="preserve"> между теми же сторонами.</w:t>
+      </w:r>
+    </w:p>
+    <w:p>
+      <w:r>
+        <w:t xml:space="preserve">6.2. Первичные документы: </w:t>
+      </w:r>
+      <w:r>
+        <w:t xml:space="preserve">счёт-фактура выставлена без ссылки на номер</w:t>
+      </w:r>
+      <w:r>
+        <w:t xml:space="preserve">.</w:t>
+      </w:r>
+    </w:p>
+    <w:p>
+      <w:r>
+        <w:t xml:space="preserve">6.3. Запись о лицензии внесена в реестр за регистрационным номером </w:t>
+      </w:r>
+      <w:r>
+        <w:t xml:space="preserve">895217304</w:t>
+      </w:r>
+      <w:r>
+        <w:t xml:space="preserve">.</w:t>
+      </w:r>
+    </w:p>
+    <w:p>
+      <w:r>
+        <w:t xml:space="preserve">6.4. Внутренний учёт ведётся отдельно: </w:t>
+      </w:r>
+      <w:r>
+        <w:t xml:space="preserve">номер заявки 987654321</w:t>
+      </w:r>
+      <w:r>
+        <w:t xml:space="preserve">.</w:t>
+      </w:r>
+    </w:p>
+    <w:p>
+      <w:r>
+        <w:t xml:space="preserve">6.5. Полномочия представителя подтверждены доверенностью, реестровый номер </w:t>
+      </w:r>
+      <w:r>
+        <w:t xml:space="preserve">77/714-н/77-2024-1-502</w:t>
+      </w:r>
+      <w:r>
+        <w:t xml:space="preserve">.</w:t>
+      </w:r>
+    </w:p>
+    <w:p>
+      <w:r>
+        <w:t xml:space="preserve">6.6. Для сопоставления в учёте указывается: </w:t>
+      </w:r>
+      <w:r>
+        <w:t xml:space="preserve">срок действия 12/2024-06/2025</w:t>
+      </w:r>
+      <w:r>
+        <w:t xml:space="preserve">.</w:t>
+      </w:r>
+    </w:p>
+    <w:p>
+      <w:r>
+        <w:t xml:space="preserve">6.7. Решение принято большинством в </w:t>
+      </w:r>
+      <w:r>
+        <w:t xml:space="preserve">40 % уставного капитала</w:t>
+      </w:r>
+      <w:r>
+        <w:t xml:space="preserve"> от общего числа голосов членов совета директоров.</w:t>
+      </w:r>
+    </w:p>
+    <w:p>
+      <w:r>
+        <w:t xml:space="preserve">6.8. Кворум определяется уставом: </w:t>
+      </w:r>
+      <w:r>
+        <w:t xml:space="preserve">большинством голосов присутствующих участников</w:t>
       </w:r>
       <w:r>
         <w:t xml:space="preserve">.</w:t>

--- a/tests/corpus_v2/docs/labor_0012.docx
+++ b/tests/corpus_v2/docs/labor_0012.docx
@@ -1167,10 +1167,32 @@
     </w:p>
     <w:p>
       <w:r>
-        <w:t xml:space="preserve">6.1. Работы выполняются на основании ранее заключённого Договора № </w:t>
-      </w:r>
-      <w:r>
-        <w:t xml:space="preserve">СУБ-44/2023</w:t>
+        <w:t xml:space="preserve">6.1. Стороны ранее заключили </w:t>
+      </w:r>
+      <w:r>
+        <w:t xml:space="preserve">договор подряда</w:t>
+      </w:r>
+      <w:r>
+        <w:t xml:space="preserve"> на сопоставимых условиях.</w:t>
+      </w:r>
+    </w:p>
+    <w:p>
+      <w:r>
+        <w:t xml:space="preserve">6.2. Прочие условия: </w:t>
+      </w:r>
+      <w:r>
+        <w:t xml:space="preserve">реквизиты первичных документов приведены в приложении</w:t>
+      </w:r>
+      <w:r>
+        <w:t xml:space="preserve">.</w:t>
+      </w:r>
+    </w:p>
+    <w:p>
+      <w:r>
+        <w:t xml:space="preserve">6.3. Работы выполняются на основании ранее заключённого Договора № </w:t>
+      </w:r>
+      <w:r>
+        <w:t xml:space="preserve">17595/001-сс</w:t>
       </w:r>
       <w:r>
         <w:t xml:space="preserve"> между теми же сторонами.</w:t>
@@ -1178,29 +1200,73 @@
     </w:p>
     <w:p>
       <w:r>
-        <w:t xml:space="preserve">6.2. Первичные документы: </w:t>
-      </w:r>
-      <w:r>
-        <w:t xml:space="preserve">счёт-фактура выставлена без ссылки на номер</w:t>
-      </w:r>
-      <w:r>
-        <w:t xml:space="preserve">.</w:t>
-      </w:r>
-    </w:p>
-    <w:p>
-      <w:r>
-        <w:t xml:space="preserve">6.3. Запись о лицензии внесена в реестр за регистрационным номером </w:t>
-      </w:r>
-      <w:r>
-        <w:t xml:space="preserve">895217304</w:t>
-      </w:r>
-      <w:r>
-        <w:t xml:space="preserve">.</w:t>
-      </w:r>
-    </w:p>
-    <w:p>
-      <w:r>
-        <w:t xml:space="preserve">6.4. Внутренний учёт ведётся отдельно: </w:t>
+        <w:t xml:space="preserve">6.4. Первичные документы: </w:t>
+      </w:r>
+      <w:r>
+        <w:t xml:space="preserve">лицензия Л035-01298-77/00123456 Рособрнадзора</w:t>
+      </w:r>
+      <w:r>
+        <w:t xml:space="preserve">.</w:t>
+      </w:r>
+    </w:p>
+    <w:p>
+      <w:r>
+        <w:t xml:space="preserve">6.5. Паспорт гражданина Российской Федерации выдан </w:t>
+      </w:r>
+      <w:r>
+        <w:t xml:space="preserve">Отделением по вопросам миграции ОМВД России по Кировскому району</w:t>
+      </w:r>
+      <w:r>
+        <w:t xml:space="preserve">, паспорт предъявлен при подписании.</w:t>
+      </w:r>
+    </w:p>
+    <w:p>
+      <w:r>
+        <w:t xml:space="preserve">6.6. Сопутствующие сведения: </w:t>
+      </w:r>
+      <w:r>
+        <w:t xml:space="preserve">паспорт выдан, реквизиты приведены в приложении</w:t>
+      </w:r>
+      <w:r>
+        <w:t xml:space="preserve">.</w:t>
+      </w:r>
+    </w:p>
+    <w:p>
+      <w:r>
+        <w:t xml:space="preserve">6.7. Запись о государственной регистрации внесена регистрирующим органом: </w:t>
+      </w:r>
+      <w:r>
+        <w:t xml:space="preserve">МИФНС России № 15 по Санкт-Петербургу</w:t>
+      </w:r>
+      <w:r>
+        <w:t xml:space="preserve">.</w:t>
+      </w:r>
+    </w:p>
+    <w:p>
+      <w:r>
+        <w:t xml:space="preserve">6.8. Общие сведения о регистрации: </w:t>
+      </w:r>
+      <w:r>
+        <w:t xml:space="preserve">сведения о юридическом лице содержатся в ЕГРЮЛ</w:t>
+      </w:r>
+      <w:r>
+        <w:t xml:space="preserve">.</w:t>
+      </w:r>
+    </w:p>
+    <w:p>
+      <w:r>
+        <w:t xml:space="preserve">6.9. Запись о лицензии внесена в реестр за регистрационным номером </w:t>
+      </w:r>
+      <w:r>
+        <w:t xml:space="preserve">731004592</w:t>
+      </w:r>
+      <w:r>
+        <w:t xml:space="preserve">.</w:t>
+      </w:r>
+    </w:p>
+    <w:p>
+      <w:r>
+        <w:t xml:space="preserve">6.10. Внутренний учёт ведётся отдельно: </w:t>
       </w:r>
       <w:r>
         <w:t xml:space="preserve">номер заявки 987654321</w:t>
@@ -1211,32 +1277,32 @@
     </w:p>
     <w:p>
       <w:r>
-        <w:t xml:space="preserve">6.5. Полномочия представителя подтверждены доверенностью, реестровый номер </w:t>
-      </w:r>
-      <w:r>
-        <w:t xml:space="preserve">77/714-н/77-2024-1-502</w:t>
-      </w:r>
-      <w:r>
-        <w:t xml:space="preserve">.</w:t>
-      </w:r>
-    </w:p>
-    <w:p>
-      <w:r>
-        <w:t xml:space="preserve">6.6. Для сопоставления в учёте указывается: </w:t>
-      </w:r>
-      <w:r>
-        <w:t xml:space="preserve">срок действия 12/2024-06/2025</w:t>
-      </w:r>
-      <w:r>
-        <w:t xml:space="preserve">.</w:t>
-      </w:r>
-    </w:p>
-    <w:p>
-      <w:r>
-        <w:t xml:space="preserve">6.7. Решение принято большинством в </w:t>
-      </w:r>
-      <w:r>
-        <w:t xml:space="preserve">40 % уставного капитала</w:t>
+        <w:t xml:space="preserve">6.11. Полномочия представителя подтверждены доверенностью, реестровый номер </w:t>
+      </w:r>
+      <w:r>
+        <w:t xml:space="preserve">78/1445-н/78-2022-12-7</w:t>
+      </w:r>
+      <w:r>
+        <w:t xml:space="preserve">.</w:t>
+      </w:r>
+    </w:p>
+    <w:p>
+      <w:r>
+        <w:t xml:space="preserve">6.12. Для сопоставления в учёте указывается: </w:t>
+      </w:r>
+      <w:r>
+        <w:t xml:space="preserve">пп. 4/5-1 и 7/2-3 Правил страхования</w:t>
+      </w:r>
+      <w:r>
+        <w:t xml:space="preserve">.</w:t>
+      </w:r>
+    </w:p>
+    <w:p>
+      <w:r>
+        <w:t xml:space="preserve">6.13. Решение принято большинством в </w:t>
+      </w:r>
+      <w:r>
+        <w:t xml:space="preserve">9 % уставного капитала общества</w:t>
       </w:r>
       <w:r>
         <w:t xml:space="preserve"> от общего числа голосов членов совета директоров.</w:t>
@@ -1244,7 +1310,7 @@
     </w:p>
     <w:p>
       <w:r>
-        <w:t xml:space="preserve">6.8. Кворум определяется уставом: </w:t>
+        <w:t xml:space="preserve">6.14. Кворум определяется уставом: </w:t>
       </w:r>
       <w:r>
         <w:t xml:space="preserve">большинством голосов присутствующих участников</w:t>

--- a/tests/corpus_v2/docs/labor_0012.docx
+++ b/tests/corpus_v2/docs/labor_0012.docx
@@ -39,7 +39,7 @@
         <w:t xml:space="preserve">     </w:t>
       </w:r>
       <w:r>
-        <w:t xml:space="preserve">08.03.2023</w:t>
+        <w:t xml:space="preserve">«08» марта 2023 г.</w:t>
       </w:r>
     </w:p>
     <w:p/>
